--- a/klagomål/A 56940-2025 FSC-klagomål.docx
+++ b/klagomål/A 56940-2025 FSC-klagomål.docx
@@ -191,7 +191,7 @@
     </w:p>
     <w:p>
       <w:r>
-        <w:t>I avverkningsanmälan har följande 6 naturvårdsarter hittats: garnlav (NT), kolflarnlav (NT), mörk kolflarnlav (NT), tallticka (NT), vedflamlav (NT) och mindre märgborre (S). Av dessa är 5 rödlistade. För rödlistade arter har rödlistekategorin angivits inom parentes. Arter som är signalarter enligt Skogsstyrelsen har markerats med (S).</w:t>
+        <w:t>I avverkningsanmälan har följande 9 naturvårdsarter hittats: blågrå svartspik (NT), garnlav (NT), kolflarnlav (NT), mörk kolflarnlav (NT), tallticka (NT), vaddporing (NT), vedflamlav (NT), dropptaggsvamp (S) och mindre märgborre (S). Av dessa är 7 rödlistade. För rödlistade arter har rödlistekategorin angivits inom parentes. Arter som är signalarter enligt Skogsstyrelsen har markerats med (S).</w:t>
       </w:r>
     </w:p>
     <w:p>
@@ -244,6 +244,17 @@
       </w:pPr>
       <w:r>
         <w:t>Figur 1. Fyndplatser för naturvårdsarter i det avverkningsanmälda området (röd linje). Markörer utan svart kant är placerade på fyndplatsen. Markörer med svart kant är placerade vid sidan av fyndplatsen och har ett svart streck som visar fyndplatsens exakta position. Kartans mittpunktskoordinat är N 6765219, E 433071 i SWEREF 99 TM.</w:t>
+      </w:r>
+    </w:p>
+    <w:p>
+      <w:r>
+        <w:rPr>
+          <w:b/>
+        </w:rPr>
+        <w:t>Blågrå svartspik (NT)</w:t>
+      </w:r>
+      <w:r>
+        <w:t xml:space="preserve"> växer på torr, hård ved av gamla, solbelysta torrakor, högstubbar av tall och grova döda grenar på levande tallar i öppna bestånd av naturskogskaraktär. Nästan alltid rör det sig om tjärrika torrträd och högstubbar (töreved, keloträd) som kan vara en bra bit över hundra år, i vissa fall sannolikt hundratals år gamla. Skogsbruk är idag det allvarligaste hotet. Ett långsiktigt hot är att nybildningen av gamla torrakor och högstubbar är en långsam process vilken ofta är beroende av skogsbrand. Nytt substrat bildas numera sannolikt nästan inte alls då antalet naturliga skogsbränder har minskat drastiskt på grund av effektivare brandbekämpning. Döda träd som lämnas efter avverkning är inte lämpliga för arten, eftersom dessa träd inte varit utsatta för skogsbrand och bildat tjärrik ved. Skogsbruksåtgärder på eller i närheten av växtplatserna bör undvikas. Naturskogsartade skogar med förekomst av arten indikerar höga biologiska värden och bör bevaras. Blågrå svartspik har en mycket begränsad utbredning utanför de nordiska länderna varför dessa länder har ett speciellt ansvar för arten (SLU Artdatabanken, 2024).</w:t>
       </w:r>
     </w:p>
     <w:p>
@@ -308,6 +319,17 @@
       </w:r>
       <w:r>
         <w:t>uppträder först på tallar som är 100–150 år gamla men är vanligast på träd som är runt 150–200 år eller äldre. I skogslandskapet är den främst knuten till tallnaturskogar och restbiotoper med biologiskt gamla träd och signalerar vanligtvis skyddsvärda tallbestånd med höga naturvärden (SLU Artdatabanken, 2023; Nitare &amp; Skogsstyrelsen, 2019).</w:t>
+      </w:r>
+    </w:p>
+    <w:p>
+      <w:r>
+        <w:rPr>
+          <w:b/>
+        </w:rPr>
+        <w:t xml:space="preserve">Vaddporing (NT) </w:t>
+      </w:r>
+      <w:r>
+        <w:t>är en brunrötande vednedbrytare som hittas på undersidan av liggande murken tallved i olika former. Substratet utgörs framför allt av den typ av hård, kådimpregnerad och ofta kolad tallved som skapas i brandpräglad skog. Vedtypen nybildas i mycket liten omfattning och det är sannolikt att arten upplever en utdöendeskuld. För att garantera artens fortlevnad bör man både säkra att artens växtplatser hålls intakta samt att långsiktigt säkerställa att ny ved tillkommer, allra helst i omedelbar anslutning till artens växtplatser. Skoglig gallring och annat uttag av virke innebär ett hot mot arten (SLU Artdatabanken, 2024).</w:t>
       </w:r>
     </w:p>
     <w:p>
@@ -411,7 +433,7 @@
         <w:rPr>
           <w:i/>
         </w:rPr>
-        <w:t>I det avverkningsanmälda skogsområdet har 6 naturvårdsarter varav 5 rödlistade arter sina livsmiljöer och växtplatser.</w:t>
+        <w:t>I det avverkningsanmälda skogsområdet har 9 naturvårdsarter varav 7 rödlistade arter sina livsmiljöer och växtplatser.</w:t>
       </w:r>
     </w:p>
     <w:p>
@@ -910,7 +932,7 @@
     <w:r>
       <w:tab/>
       <w:tab/>
-      <w:t>2025-12-06</w:t>
+      <w:t>2025-12-07</w:t>
       <w:br/>
       <w:br/>
     </w:r>

--- a/klagomål/A 56940-2025 FSC-klagomål.docx
+++ b/klagomål/A 56940-2025 FSC-klagomål.docx
@@ -191,7 +191,7 @@
     </w:p>
     <w:p>
       <w:r>
-        <w:t>I avverkningsanmälan har följande 9 naturvårdsarter hittats: blågrå svartspik (NT), garnlav (NT), kolflarnlav (NT), mörk kolflarnlav (NT), tallticka (NT), vaddporing (NT), vedflamlav (NT), dropptaggsvamp (S) och mindre märgborre (S). Av dessa är 7 rödlistade. För rödlistade arter har rödlistekategorin angivits inom parentes. Arter som är signalarter enligt Skogsstyrelsen har markerats med (S).</w:t>
+        <w:t>I avverkningsanmälan har följande 10 naturvårdsarter hittats: fläckporing (VU), blågrå svartspik (NT), garnlav (NT), kolflarnlav (NT), mörk kolflarnlav (NT), tallticka (NT), vaddporing (NT), vedflamlav (NT), dropptaggsvamp (S) och mindre märgborre (S). Av dessa är 8 rödlistade. För rödlistade arter har rödlistekategorin angivits inom parentes. Arter som är signalarter enligt Skogsstyrelsen har markerats med (S).</w:t>
       </w:r>
     </w:p>
     <w:p>
@@ -255,6 +255,17 @@
       </w:r>
       <w:r>
         <w:t xml:space="preserve"> växer på torr, hård ved av gamla, solbelysta torrakor, högstubbar av tall och grova döda grenar på levande tallar i öppna bestånd av naturskogskaraktär. Nästan alltid rör det sig om tjärrika torrträd och högstubbar (töreved, keloträd) som kan vara en bra bit över hundra år, i vissa fall sannolikt hundratals år gamla. Skogsbruk är idag det allvarligaste hotet. Ett långsiktigt hot är att nybildningen av gamla torrakor och högstubbar är en långsam process vilken ofta är beroende av skogsbrand. Nytt substrat bildas numera sannolikt nästan inte alls då antalet naturliga skogsbränder har minskat drastiskt på grund av effektivare brandbekämpning. Döda träd som lämnas efter avverkning är inte lämpliga för arten, eftersom dessa träd inte varit utsatta för skogsbrand och bildat tjärrik ved. Skogsbruksåtgärder på eller i närheten av växtplatserna bör undvikas. Naturskogsartade skogar med förekomst av arten indikerar höga biologiska värden och bör bevaras. Blågrå svartspik har en mycket begränsad utbredning utanför de nordiska länderna varför dessa länder har ett speciellt ansvar för arten (SLU Artdatabanken, 2024).</w:t>
+      </w:r>
+    </w:p>
+    <w:p>
+      <w:r>
+        <w:rPr>
+          <w:b/>
+        </w:rPr>
+        <w:t>Fläckporing (VU)</w:t>
+      </w:r>
+      <w:r>
+        <w:t xml:space="preserve"> är en mycket bra signalart som visar på tallnaturskogar med höga naturvärden. Den är placerad högst upp i Skogsstyrelsens värdepyramid för bedömning av skog med höga naturvärden och indikerar områden som är mer eller mindre opåverkade av skogsbruk och där det funnits en kontinuitet av tallågor i olika nedbrytningsstadier. För att på lång sikt bibehålla livskraftiga populationer i ett område behövs troligen större skyddade områden som tillåter att man upprätthåller en naturlig branddynamik (SLU Artdatabanken, 2024; Nitare &amp; Skogsstyrelsen, 2019).</w:t>
       </w:r>
     </w:p>
     <w:p>
@@ -433,7 +444,7 @@
         <w:rPr>
           <w:i/>
         </w:rPr>
-        <w:t>I det avverkningsanmälda skogsområdet har 9 naturvårdsarter varav 7 rödlistade arter sina livsmiljöer och växtplatser.</w:t>
+        <w:t>I det avverkningsanmälda skogsområdet har 10 naturvårdsarter varav 8 rödlistade arter sina livsmiljöer och växtplatser.</w:t>
       </w:r>
     </w:p>
     <w:p>
@@ -932,7 +943,7 @@
     <w:r>
       <w:tab/>
       <w:tab/>
-      <w:t>2025-12-07</w:t>
+      <w:t>2025-12-08</w:t>
       <w:br/>
       <w:br/>
     </w:r>

--- a/klagomål/A 56940-2025 FSC-klagomål.docx
+++ b/klagomål/A 56940-2025 FSC-klagomål.docx
@@ -943,7 +943,7 @@
     <w:r>
       <w:tab/>
       <w:tab/>
-      <w:t>2025-12-08</w:t>
+      <w:t>2025-12-09</w:t>
       <w:br/>
       <w:br/>
     </w:r>

--- a/klagomål/A 56940-2025 FSC-klagomål.docx
+++ b/klagomål/A 56940-2025 FSC-klagomål.docx
@@ -943,7 +943,7 @@
     <w:r>
       <w:tab/>
       <w:tab/>
-      <w:t>2025-12-09</w:t>
+      <w:t>2025-12-10</w:t>
       <w:br/>
       <w:br/>
     </w:r>

--- a/klagomål/A 56940-2025 FSC-klagomål.docx
+++ b/klagomål/A 56940-2025 FSC-klagomål.docx
@@ -943,7 +943,7 @@
     <w:r>
       <w:tab/>
       <w:tab/>
-      <w:t>2025-12-10</w:t>
+      <w:t>2025-12-11</w:t>
       <w:br/>
       <w:br/>
     </w:r>

--- a/klagomål/A 56940-2025 FSC-klagomål.docx
+++ b/klagomål/A 56940-2025 FSC-klagomål.docx
@@ -943,7 +943,7 @@
     <w:r>
       <w:tab/>
       <w:tab/>
-      <w:t>2025-12-11</w:t>
+      <w:t>2025-12-12</w:t>
       <w:br/>
       <w:br/>
     </w:r>

--- a/klagomål/A 56940-2025 FSC-klagomål.docx
+++ b/klagomål/A 56940-2025 FSC-klagomål.docx
@@ -943,7 +943,7 @@
     <w:r>
       <w:tab/>
       <w:tab/>
-      <w:t>2025-12-12</w:t>
+      <w:t>2025-12-13</w:t>
       <w:br/>
       <w:br/>
     </w:r>

--- a/klagomål/A 56940-2025 FSC-klagomål.docx
+++ b/klagomål/A 56940-2025 FSC-klagomål.docx
@@ -943,7 +943,7 @@
     <w:r>
       <w:tab/>
       <w:tab/>
-      <w:t>2025-12-19</w:t>
+      <w:t>2025-12-20</w:t>
       <w:br/>
       <w:br/>
     </w:r>

--- a/klagomål/A 56940-2025 FSC-klagomål.docx
+++ b/klagomål/A 56940-2025 FSC-klagomål.docx
@@ -943,7 +943,7 @@
     <w:r>
       <w:tab/>
       <w:tab/>
-      <w:t>2025-12-20</w:t>
+      <w:t>2025-12-21</w:t>
       <w:br/>
       <w:br/>
     </w:r>

--- a/klagomål/A 56940-2025 FSC-klagomål.docx
+++ b/klagomål/A 56940-2025 FSC-klagomål.docx
@@ -943,7 +943,7 @@
     <w:r>
       <w:tab/>
       <w:tab/>
-      <w:t>2025-12-21</w:t>
+      <w:t>2025-12-22</w:t>
       <w:br/>
       <w:br/>
     </w:r>

--- a/klagomål/A 56940-2025 FSC-klagomål.docx
+++ b/klagomål/A 56940-2025 FSC-klagomål.docx
@@ -943,7 +943,7 @@
     <w:r>
       <w:tab/>
       <w:tab/>
-      <w:t>2025-12-22</w:t>
+      <w:t>2025-12-26</w:t>
       <w:br/>
       <w:br/>
     </w:r>

--- a/klagomål/A 56940-2025 FSC-klagomål.docx
+++ b/klagomål/A 56940-2025 FSC-klagomål.docx
@@ -943,7 +943,7 @@
     <w:r>
       <w:tab/>
       <w:tab/>
-      <w:t>2025-12-26</w:t>
+      <w:t>2025-12-28</w:t>
       <w:br/>
       <w:br/>
     </w:r>

--- a/klagomål/A 56940-2025 FSC-klagomål.docx
+++ b/klagomål/A 56940-2025 FSC-klagomål.docx
@@ -943,7 +943,7 @@
     <w:r>
       <w:tab/>
       <w:tab/>
-      <w:t>2025-12-28</w:t>
+      <w:t>2025-12-29</w:t>
       <w:br/>
       <w:br/>
     </w:r>

--- a/klagomål/A 56940-2025 FSC-klagomål.docx
+++ b/klagomål/A 56940-2025 FSC-klagomål.docx
@@ -943,7 +943,7 @@
     <w:r>
       <w:tab/>
       <w:tab/>
-      <w:t>2025-12-29</w:t>
+      <w:t>2025-12-30</w:t>
       <w:br/>
       <w:br/>
     </w:r>

--- a/klagomål/A 56940-2025 FSC-klagomål.docx
+++ b/klagomål/A 56940-2025 FSC-klagomål.docx
@@ -943,7 +943,7 @@
     <w:r>
       <w:tab/>
       <w:tab/>
-      <w:t>2025-12-30</w:t>
+      <w:t>2025-12-31</w:t>
       <w:br/>
       <w:br/>
     </w:r>

--- a/klagomål/A 56940-2025 FSC-klagomål.docx
+++ b/klagomål/A 56940-2025 FSC-klagomål.docx
@@ -943,7 +943,7 @@
     <w:r>
       <w:tab/>
       <w:tab/>
-      <w:t>2025-12-31</w:t>
+      <w:t>2026-01-03</w:t>
       <w:br/>
       <w:br/>
     </w:r>

--- a/klagomål/A 56940-2025 FSC-klagomål.docx
+++ b/klagomål/A 56940-2025 FSC-klagomål.docx
@@ -943,7 +943,7 @@
     <w:r>
       <w:tab/>
       <w:tab/>
-      <w:t>2026-01-07</w:t>
+      <w:t>2026-01-08</w:t>
       <w:br/>
       <w:br/>
     </w:r>

--- a/klagomål/A 56940-2025 FSC-klagomål.docx
+++ b/klagomål/A 56940-2025 FSC-klagomål.docx
@@ -943,7 +943,7 @@
     <w:r>
       <w:tab/>
       <w:tab/>
-      <w:t>2026-01-08</w:t>
+      <w:t>2026-01-09</w:t>
       <w:br/>
       <w:br/>
     </w:r>

--- a/klagomål/A 56940-2025 FSC-klagomål.docx
+++ b/klagomål/A 56940-2025 FSC-klagomål.docx
@@ -943,7 +943,7 @@
     <w:r>
       <w:tab/>
       <w:tab/>
-      <w:t>2026-01-09</w:t>
+      <w:t>2026-01-10</w:t>
       <w:br/>
       <w:br/>
     </w:r>

--- a/klagomål/A 56940-2025 FSC-klagomål.docx
+++ b/klagomål/A 56940-2025 FSC-klagomål.docx
@@ -943,7 +943,7 @@
     <w:r>
       <w:tab/>
       <w:tab/>
-      <w:t>2026-01-10</w:t>
+      <w:t>2026-01-11</w:t>
       <w:br/>
       <w:br/>
     </w:r>

--- a/klagomål/A 56940-2025 FSC-klagomål.docx
+++ b/klagomål/A 56940-2025 FSC-klagomål.docx
@@ -943,7 +943,7 @@
     <w:r>
       <w:tab/>
       <w:tab/>
-      <w:t>2026-01-11</w:t>
+      <w:t>2026-01-12</w:t>
       <w:br/>
       <w:br/>
     </w:r>

--- a/klagomål/A 56940-2025 FSC-klagomål.docx
+++ b/klagomål/A 56940-2025 FSC-klagomål.docx
@@ -943,7 +943,7 @@
     <w:r>
       <w:tab/>
       <w:tab/>
-      <w:t>2026-01-12</w:t>
+      <w:t>2026-01-13</w:t>
       <w:br/>
       <w:br/>
     </w:r>

--- a/klagomål/A 56940-2025 FSC-klagomål.docx
+++ b/klagomål/A 56940-2025 FSC-klagomål.docx
@@ -943,7 +943,7 @@
     <w:r>
       <w:tab/>
       <w:tab/>
-      <w:t>2026-01-13</w:t>
+      <w:t>2026-01-14</w:t>
       <w:br/>
       <w:br/>
     </w:r>

--- a/klagomål/A 56940-2025 FSC-klagomål.docx
+++ b/klagomål/A 56940-2025 FSC-klagomål.docx
@@ -943,7 +943,7 @@
     <w:r>
       <w:tab/>
       <w:tab/>
-      <w:t>2026-01-14</w:t>
+      <w:t>2026-01-15</w:t>
       <w:br/>
       <w:br/>
     </w:r>

--- a/klagomål/A 56940-2025 FSC-klagomål.docx
+++ b/klagomål/A 56940-2025 FSC-klagomål.docx
@@ -943,7 +943,7 @@
     <w:r>
       <w:tab/>
       <w:tab/>
-      <w:t>2026-01-15</w:t>
+      <w:t>2026-01-16</w:t>
       <w:br/>
       <w:br/>
     </w:r>

--- a/klagomål/A 56940-2025 FSC-klagomål.docx
+++ b/klagomål/A 56940-2025 FSC-klagomål.docx
@@ -943,7 +943,7 @@
     <w:r>
       <w:tab/>
       <w:tab/>
-      <w:t>2026-01-16</w:t>
+      <w:t>2026-01-17</w:t>
       <w:br/>
       <w:br/>
     </w:r>

--- a/klagomål/A 56940-2025 FSC-klagomål.docx
+++ b/klagomål/A 56940-2025 FSC-klagomål.docx
@@ -943,7 +943,7 @@
     <w:r>
       <w:tab/>
       <w:tab/>
-      <w:t>2026-01-17</w:t>
+      <w:t>2026-01-18</w:t>
       <w:br/>
       <w:br/>
     </w:r>

--- a/klagomål/A 56940-2025 FSC-klagomål.docx
+++ b/klagomål/A 56940-2025 FSC-klagomål.docx
@@ -943,7 +943,7 @@
     <w:r>
       <w:tab/>
       <w:tab/>
-      <w:t>2026-01-18</w:t>
+      <w:t>2026-01-19</w:t>
       <w:br/>
       <w:br/>
     </w:r>

--- a/klagomål/A 56940-2025 FSC-klagomål.docx
+++ b/klagomål/A 56940-2025 FSC-klagomål.docx
@@ -943,7 +943,7 @@
     <w:r>
       <w:tab/>
       <w:tab/>
-      <w:t>2026-01-19</w:t>
+      <w:t>2026-01-20</w:t>
       <w:br/>
       <w:br/>
     </w:r>

--- a/klagomål/A 56940-2025 FSC-klagomål.docx
+++ b/klagomål/A 56940-2025 FSC-klagomål.docx
@@ -943,7 +943,7 @@
     <w:r>
       <w:tab/>
       <w:tab/>
-      <w:t>2026-01-20</w:t>
+      <w:t>2026-01-21</w:t>
       <w:br/>
       <w:br/>
     </w:r>

--- a/klagomål/A 56940-2025 FSC-klagomål.docx
+++ b/klagomål/A 56940-2025 FSC-klagomål.docx
@@ -943,7 +943,7 @@
     <w:r>
       <w:tab/>
       <w:tab/>
-      <w:t>2026-01-21</w:t>
+      <w:t>2026-01-23</w:t>
       <w:br/>
       <w:br/>
     </w:r>

--- a/klagomål/A 56940-2025 FSC-klagomål.docx
+++ b/klagomål/A 56940-2025 FSC-klagomål.docx
@@ -943,7 +943,7 @@
     <w:r>
       <w:tab/>
       <w:tab/>
-      <w:t>2026-01-23</w:t>
+      <w:t>2026-01-24</w:t>
       <w:br/>
       <w:br/>
     </w:r>

--- a/klagomål/A 56940-2025 FSC-klagomål.docx
+++ b/klagomål/A 56940-2025 FSC-klagomål.docx
@@ -943,7 +943,7 @@
     <w:r>
       <w:tab/>
       <w:tab/>
-      <w:t>2026-01-24</w:t>
+      <w:t>2026-01-25</w:t>
       <w:br/>
       <w:br/>
     </w:r>

--- a/klagomål/A 56940-2025 FSC-klagomål.docx
+++ b/klagomål/A 56940-2025 FSC-klagomål.docx
@@ -943,7 +943,7 @@
     <w:r>
       <w:tab/>
       <w:tab/>
-      <w:t>2026-01-25</w:t>
+      <w:t>2026-01-26</w:t>
       <w:br/>
       <w:br/>
     </w:r>

--- a/klagomål/A 56940-2025 FSC-klagomål.docx
+++ b/klagomål/A 56940-2025 FSC-klagomål.docx
@@ -943,7 +943,7 @@
     <w:r>
       <w:tab/>
       <w:tab/>
-      <w:t>2026-01-26</w:t>
+      <w:t>2026-01-27</w:t>
       <w:br/>
       <w:br/>
     </w:r>

--- a/klagomål/A 56940-2025 FSC-klagomål.docx
+++ b/klagomål/A 56940-2025 FSC-klagomål.docx
@@ -943,7 +943,7 @@
     <w:r>
       <w:tab/>
       <w:tab/>
-      <w:t>2026-01-27</w:t>
+      <w:t>2026-01-28</w:t>
       <w:br/>
       <w:br/>
     </w:r>

--- a/klagomål/A 56940-2025 FSC-klagomål.docx
+++ b/klagomål/A 56940-2025 FSC-klagomål.docx
@@ -1049,7 +1049,7 @@
     <w:r>
       <w:tab/>
       <w:tab/>
-      <w:t>2026-03-01</w:t>
+      <w:t>2026-03-02</w:t>
       <w:br/>
       <w:br/>
     </w:r>

--- a/klagomål/A 56940-2025 FSC-klagomål.docx
+++ b/klagomål/A 56940-2025 FSC-klagomål.docx
@@ -320,7 +320,7 @@
         <w:rPr>
           <w:i/>
         </w:rPr>
-        <w:t xml:space="preserve"> 9070 Trädklädd betesmark </w:t>
+        <w:t xml:space="preserve"> 9070 Trädklädd betesmark</w:t>
       </w:r>
       <w:r>
         <w:t xml:space="preserve"> (SLU Artdatabanken, 2024).</w:t>
@@ -1049,7 +1049,7 @@
     <w:r>
       <w:tab/>
       <w:tab/>
-      <w:t>2026-03-02</w:t>
+      <w:t>2026-03-03</w:t>
       <w:br/>
       <w:br/>
     </w:r>

--- a/klagomål/A 56940-2025 FSC-klagomål.docx
+++ b/klagomål/A 56940-2025 FSC-klagomål.docx
@@ -1049,7 +1049,7 @@
     <w:r>
       <w:tab/>
       <w:tab/>
-      <w:t>2026-03-03</w:t>
+      <w:t>2026-03-04</w:t>
       <w:br/>
       <w:br/>
     </w:r>

--- a/klagomål/A 56940-2025 FSC-klagomål.docx
+++ b/klagomål/A 56940-2025 FSC-klagomål.docx
@@ -1049,7 +1049,7 @@
     <w:r>
       <w:tab/>
       <w:tab/>
-      <w:t>2026-03-04</w:t>
+      <w:t>2026-03-05</w:t>
       <w:br/>
       <w:br/>
     </w:r>

--- a/klagomål/A 56940-2025 FSC-klagomål.docx
+++ b/klagomål/A 56940-2025 FSC-klagomål.docx
@@ -1049,7 +1049,7 @@
     <w:r>
       <w:tab/>
       <w:tab/>
-      <w:t>2026-03-05</w:t>
+      <w:t>2026-03-06</w:t>
       <w:br/>
       <w:br/>
     </w:r>

--- a/klagomål/A 56940-2025 FSC-klagomål.docx
+++ b/klagomål/A 56940-2025 FSC-klagomål.docx
@@ -1049,7 +1049,7 @@
     <w:r>
       <w:tab/>
       <w:tab/>
-      <w:t>2026-03-06</w:t>
+      <w:t>2026-03-07</w:t>
       <w:br/>
       <w:br/>
     </w:r>

--- a/klagomål/A 56940-2025 FSC-klagomål.docx
+++ b/klagomål/A 56940-2025 FSC-klagomål.docx
@@ -1049,7 +1049,7 @@
     <w:r>
       <w:tab/>
       <w:tab/>
-      <w:t>2026-03-07</w:t>
+      <w:t>2026-03-08</w:t>
       <w:br/>
       <w:br/>
     </w:r>

--- a/klagomål/A 56940-2025 FSC-klagomål.docx
+++ b/klagomål/A 56940-2025 FSC-klagomål.docx
@@ -1049,7 +1049,7 @@
     <w:r>
       <w:tab/>
       <w:tab/>
-      <w:t>2026-03-08</w:t>
+      <w:t>2026-03-09</w:t>
       <w:br/>
       <w:br/>
     </w:r>

--- a/klagomål/A 56940-2025 FSC-klagomål.docx
+++ b/klagomål/A 56940-2025 FSC-klagomål.docx
@@ -1049,7 +1049,7 @@
     <w:r>
       <w:tab/>
       <w:tab/>
-      <w:t>2026-03-09</w:t>
+      <w:t>2026-03-10</w:t>
       <w:br/>
       <w:br/>
     </w:r>

--- a/klagomål/A 56940-2025 FSC-klagomål.docx
+++ b/klagomål/A 56940-2025 FSC-klagomål.docx
@@ -1049,7 +1049,7 @@
     <w:r>
       <w:tab/>
       <w:tab/>
-      <w:t>2026-03-10</w:t>
+      <w:t>2026-03-11</w:t>
       <w:br/>
       <w:br/>
     </w:r>

--- a/klagomål/A 56940-2025 FSC-klagomål.docx
+++ b/klagomål/A 56940-2025 FSC-klagomål.docx
@@ -1049,7 +1049,7 @@
     <w:r>
       <w:tab/>
       <w:tab/>
-      <w:t>2026-03-11</w:t>
+      <w:t>2026-03-12</w:t>
       <w:br/>
       <w:br/>
     </w:r>

--- a/klagomål/A 56940-2025 FSC-klagomål.docx
+++ b/klagomål/A 56940-2025 FSC-klagomål.docx
@@ -1049,7 +1049,7 @@
     <w:r>
       <w:tab/>
       <w:tab/>
-      <w:t>2026-03-12</w:t>
+      <w:t>2026-03-13</w:t>
       <w:br/>
       <w:br/>
     </w:r>

--- a/klagomål/A 56940-2025 FSC-klagomål.docx
+++ b/klagomål/A 56940-2025 FSC-klagomål.docx
@@ -1049,7 +1049,7 @@
     <w:r>
       <w:tab/>
       <w:tab/>
-      <w:t>2026-03-13</w:t>
+      <w:t>2026-03-16</w:t>
       <w:br/>
       <w:br/>
     </w:r>

--- a/klagomål/A 56940-2025 FSC-klagomål.docx
+++ b/klagomål/A 56940-2025 FSC-klagomål.docx
@@ -1049,7 +1049,7 @@
     <w:r>
       <w:tab/>
       <w:tab/>
-      <w:t>2026-03-16</w:t>
+      <w:t>2026-03-17</w:t>
       <w:br/>
       <w:br/>
     </w:r>

--- a/klagomål/A 56940-2025 FSC-klagomål.docx
+++ b/klagomål/A 56940-2025 FSC-klagomål.docx
@@ -1049,7 +1049,7 @@
     <w:r>
       <w:tab/>
       <w:tab/>
-      <w:t>2026-03-17</w:t>
+      <w:t>2026-03-18</w:t>
       <w:br/>
       <w:br/>
     </w:r>

--- a/klagomål/A 56940-2025 FSC-klagomål.docx
+++ b/klagomål/A 56940-2025 FSC-klagomål.docx
@@ -1049,7 +1049,7 @@
     <w:r>
       <w:tab/>
       <w:tab/>
-      <w:t>2026-03-18</w:t>
+      <w:t>2026-03-19</w:t>
       <w:br/>
       <w:br/>
     </w:r>

--- a/klagomål/A 56940-2025 FSC-klagomål.docx
+++ b/klagomål/A 56940-2025 FSC-klagomål.docx
@@ -191,7 +191,7 @@
     </w:p>
     <w:p>
       <w:r>
-        <w:t>I avverkningsanmälan har följande 10 naturvårdsarter hittats: fläckporing (VU), blågrå svartspik (NT), garnlav (NT), kolflarnlav (NT), mörk kolflarnlav (NT), tallticka (NT), vaddporing (NT), vedflamlav (NT), dropptaggsvamp (S) och mindre märgborre (S). Av dessa är 8 rödlistade. För rödlistade arter har rödlistekategorin angivits inom parentes. Arter som är signalarter enligt Skogsstyrelsen har markerats med (S).</w:t>
+        <w:t>I avverkningsanmälan har följande 11 naturvårdsarter hittats: fläckporing (VU), blågrå svartspik (NT), garnlav (NT), kolflarnlav (NT), mörk kolflarnlav (NT), tallticka (NT), vaddporing (NT), vedflamlav (NT), bronshjon (S), dropptaggsvamp (S) och mindre märgborre (S). Av dessa är 8 rödlistade. För rödlistade arter har rödlistekategorin angivits inom parentes. Arter som är signalarter enligt Skogsstyrelsen har markerats med (S).</w:t>
       </w:r>
     </w:p>
     <w:p>
@@ -262,6 +262,26 @@
         <w:rPr>
           <w:b/>
         </w:rPr>
+        <w:t>Bronshjon</w:t>
+      </w:r>
+      <w:r>
+        <w:t xml:space="preserve"> är en skalbagge vars larvutveckling sker under grov bark på stammar av döda eller döende barrträd, främst gran, i mindre omfattning tall. Arten är knuten till äldre, naturskogslik granskog med inslag av torkande träd. Bronshjon är typisk art för </w:t>
+      </w:r>
+      <w:r>
+        <w:rPr>
+          <w:i/>
+        </w:rPr>
+        <w:t>9010 Taiga</w:t>
+      </w:r>
+      <w:r>
+        <w:t xml:space="preserve"> (SLU Artdatabanken, 2025).</w:t>
+      </w:r>
+    </w:p>
+    <w:p>
+      <w:r>
+        <w:rPr>
+          <w:b/>
+        </w:rPr>
         <w:t>Dropptaggsvamp</w:t>
       </w:r>
       <w:r>
@@ -527,7 +547,7 @@
         <w:rPr>
           <w:i/>
         </w:rPr>
-        <w:t>I det avverkningsanmälda skogsområdet har 10 naturvårdsarter varav 8 rödlistade arter sina livsmiljöer och växtplatser.</w:t>
+        <w:t>I det avverkningsanmälda skogsområdet har 11 naturvårdsarter varav 8 rödlistade arter sina livsmiljöer och växtplatser.</w:t>
       </w:r>
     </w:p>
     <w:p>
@@ -1049,7 +1069,7 @@
     <w:r>
       <w:tab/>
       <w:tab/>
-      <w:t>2026-03-19</w:t>
+      <w:t>2026-03-20</w:t>
       <w:br/>
       <w:br/>
     </w:r>

--- a/klagomål/A 56940-2025 FSC-klagomål.docx
+++ b/klagomål/A 56940-2025 FSC-klagomål.docx
@@ -1069,7 +1069,7 @@
     <w:r>
       <w:tab/>
       <w:tab/>
-      <w:t>2026-03-20</w:t>
+      <w:t>2026-03-21</w:t>
       <w:br/>
       <w:br/>
     </w:r>

--- a/klagomål/A 56940-2025 FSC-klagomål.docx
+++ b/klagomål/A 56940-2025 FSC-klagomål.docx
@@ -1069,7 +1069,7 @@
     <w:r>
       <w:tab/>
       <w:tab/>
-      <w:t>2026-03-21</w:t>
+      <w:t>2026-03-22</w:t>
       <w:br/>
       <w:br/>
     </w:r>

--- a/klagomål/A 56940-2025 FSC-klagomål.docx
+++ b/klagomål/A 56940-2025 FSC-klagomål.docx
@@ -1069,7 +1069,7 @@
     <w:r>
       <w:tab/>
       <w:tab/>
-      <w:t>2026-03-22</w:t>
+      <w:t>2026-03-23</w:t>
       <w:br/>
       <w:br/>
     </w:r>

--- a/klagomål/A 56940-2025 FSC-klagomål.docx
+++ b/klagomål/A 56940-2025 FSC-klagomål.docx
@@ -1069,7 +1069,7 @@
     <w:r>
       <w:tab/>
       <w:tab/>
-      <w:t>2026-03-23</w:t>
+      <w:t>2026-03-24</w:t>
       <w:br/>
       <w:br/>
     </w:r>

--- a/klagomål/A 56940-2025 FSC-klagomål.docx
+++ b/klagomål/A 56940-2025 FSC-klagomål.docx
@@ -1069,7 +1069,7 @@
     <w:r>
       <w:tab/>
       <w:tab/>
-      <w:t>2026-03-24</w:t>
+      <w:t>2026-03-25</w:t>
       <w:br/>
       <w:br/>
     </w:r>

--- a/klagomål/A 56940-2025 FSC-klagomål.docx
+++ b/klagomål/A 56940-2025 FSC-klagomål.docx
@@ -1069,7 +1069,7 @@
     <w:r>
       <w:tab/>
       <w:tab/>
-      <w:t>2026-03-25</w:t>
+      <w:t>2026-03-26</w:t>
       <w:br/>
       <w:br/>
     </w:r>

--- a/klagomål/A 56940-2025 FSC-klagomål.docx
+++ b/klagomål/A 56940-2025 FSC-klagomål.docx
@@ -1069,7 +1069,7 @@
     <w:r>
       <w:tab/>
       <w:tab/>
-      <w:t>2026-03-26</w:t>
+      <w:t>2026-03-27</w:t>
       <w:br/>
       <w:br/>
     </w:r>

--- a/klagomål/A 56940-2025 FSC-klagomål.docx
+++ b/klagomål/A 56940-2025 FSC-klagomål.docx
@@ -1069,7 +1069,7 @@
     <w:r>
       <w:tab/>
       <w:tab/>
-      <w:t>2026-03-27</w:t>
+      <w:t>2026-03-28</w:t>
       <w:br/>
       <w:br/>
     </w:r>

--- a/klagomål/A 56940-2025 FSC-klagomål.docx
+++ b/klagomål/A 56940-2025 FSC-klagomål.docx
@@ -1069,7 +1069,7 @@
     <w:r>
       <w:tab/>
       <w:tab/>
-      <w:t>2026-03-28</w:t>
+      <w:t>2026-03-29</w:t>
       <w:br/>
       <w:br/>
     </w:r>

--- a/klagomål/A 56940-2025 FSC-klagomål.docx
+++ b/klagomål/A 56940-2025 FSC-klagomål.docx
@@ -1069,7 +1069,7 @@
     <w:r>
       <w:tab/>
       <w:tab/>
-      <w:t>2026-03-29</w:t>
+      <w:t>2026-03-30</w:t>
       <w:br/>
       <w:br/>
     </w:r>

--- a/klagomål/A 56940-2025 FSC-klagomål.docx
+++ b/klagomål/A 56940-2025 FSC-klagomål.docx
@@ -1069,7 +1069,7 @@
     <w:r>
       <w:tab/>
       <w:tab/>
-      <w:t>2026-03-30</w:t>
+      <w:t>2026-03-31</w:t>
       <w:br/>
       <w:br/>
     </w:r>

--- a/klagomål/A 56940-2025 FSC-klagomål.docx
+++ b/klagomål/A 56940-2025 FSC-klagomål.docx
@@ -1069,7 +1069,7 @@
     <w:r>
       <w:tab/>
       <w:tab/>
-      <w:t>2026-03-31</w:t>
+      <w:t>2026-04-01</w:t>
       <w:br/>
       <w:br/>
     </w:r>

--- a/klagomål/A 56940-2025 FSC-klagomål.docx
+++ b/klagomål/A 56940-2025 FSC-klagomål.docx
@@ -1069,7 +1069,7 @@
     <w:r>
       <w:tab/>
       <w:tab/>
-      <w:t>2026-04-01</w:t>
+      <w:t>2026-04-02</w:t>
       <w:br/>
       <w:br/>
     </w:r>

--- a/klagomål/A 56940-2025 FSC-klagomål.docx
+++ b/klagomål/A 56940-2025 FSC-klagomål.docx
@@ -1069,7 +1069,7 @@
     <w:r>
       <w:tab/>
       <w:tab/>
-      <w:t>2026-04-02</w:t>
+      <w:t>2026-04-03</w:t>
       <w:br/>
       <w:br/>
     </w:r>

--- a/klagomål/A 56940-2025 FSC-klagomål.docx
+++ b/klagomål/A 56940-2025 FSC-klagomål.docx
@@ -1069,7 +1069,7 @@
     <w:r>
       <w:tab/>
       <w:tab/>
-      <w:t>2026-04-03</w:t>
+      <w:t>2026-04-04</w:t>
       <w:br/>
       <w:br/>
     </w:r>

--- a/klagomål/A 56940-2025 FSC-klagomål.docx
+++ b/klagomål/A 56940-2025 FSC-klagomål.docx
@@ -1069,7 +1069,7 @@
     <w:r>
       <w:tab/>
       <w:tab/>
-      <w:t>2026-04-04</w:t>
+      <w:t>2026-04-05</w:t>
       <w:br/>
       <w:br/>
     </w:r>

--- a/klagomål/A 56940-2025 FSC-klagomål.docx
+++ b/klagomål/A 56940-2025 FSC-klagomål.docx
@@ -1078,7 +1078,7 @@
     <w:r>
       <w:tab/>
       <w:tab/>
-      <w:t>2026-04-14</w:t>
+      <w:t>2026-04-15</w:t>
       <w:br/>
       <w:br/>
     </w:r>

--- a/klagomål/A 56940-2025 FSC-klagomål.docx
+++ b/klagomål/A 56940-2025 FSC-klagomål.docx
@@ -1078,7 +1078,7 @@
     <w:r>
       <w:tab/>
       <w:tab/>
-      <w:t>2026-04-15</w:t>
+      <w:t>2026-04-16</w:t>
       <w:br/>
       <w:br/>
     </w:r>

--- a/klagomål/A 56940-2025 FSC-klagomål.docx
+++ b/klagomål/A 56940-2025 FSC-klagomål.docx
@@ -1078,7 +1078,7 @@
     <w:r>
       <w:tab/>
       <w:tab/>
-      <w:t>2026-04-16</w:t>
+      <w:t>2026-04-17</w:t>
       <w:br/>
       <w:br/>
     </w:r>

--- a/klagomål/A 56940-2025 FSC-klagomål.docx
+++ b/klagomål/A 56940-2025 FSC-klagomål.docx
@@ -1078,7 +1078,7 @@
     <w:r>
       <w:tab/>
       <w:tab/>
-      <w:t>2026-04-17</w:t>
+      <w:t>2026-04-18</w:t>
       <w:br/>
       <w:br/>
     </w:r>

--- a/klagomål/A 56940-2025 FSC-klagomål.docx
+++ b/klagomål/A 56940-2025 FSC-klagomål.docx
@@ -1078,7 +1078,7 @@
     <w:r>
       <w:tab/>
       <w:tab/>
-      <w:t>2026-04-18</w:t>
+      <w:t>2026-04-19</w:t>
       <w:br/>
       <w:br/>
     </w:r>

--- a/klagomål/A 56940-2025 FSC-klagomål.docx
+++ b/klagomål/A 56940-2025 FSC-klagomål.docx
@@ -1078,7 +1078,7 @@
     <w:r>
       <w:tab/>
       <w:tab/>
-      <w:t>2026-04-19</w:t>
+      <w:t>2026-04-20</w:t>
       <w:br/>
       <w:br/>
     </w:r>

--- a/klagomål/A 56940-2025 FSC-klagomål.docx
+++ b/klagomål/A 56940-2025 FSC-klagomål.docx
@@ -1078,7 +1078,7 @@
     <w:r>
       <w:tab/>
       <w:tab/>
-      <w:t>2026-04-20</w:t>
+      <w:t>2026-04-21</w:t>
       <w:br/>
       <w:br/>
     </w:r>

--- a/klagomål/A 56940-2025 FSC-klagomål.docx
+++ b/klagomål/A 56940-2025 FSC-klagomål.docx
@@ -1078,7 +1078,7 @@
     <w:r>
       <w:tab/>
       <w:tab/>
-      <w:t>2026-04-21</w:t>
+      <w:t>2026-04-22</w:t>
       <w:br/>
       <w:br/>
     </w:r>

--- a/klagomål/A 56940-2025 FSC-klagomål.docx
+++ b/klagomål/A 56940-2025 FSC-klagomål.docx
@@ -1078,7 +1078,7 @@
     <w:r>
       <w:tab/>
       <w:tab/>
-      <w:t>2026-04-22</w:t>
+      <w:t>2026-04-23</w:t>
       <w:br/>
       <w:br/>
     </w:r>

--- a/klagomål/A 56940-2025 FSC-klagomål.docx
+++ b/klagomål/A 56940-2025 FSC-klagomål.docx
@@ -1078,7 +1078,7 @@
     <w:r>
       <w:tab/>
       <w:tab/>
-      <w:t>2026-04-23</w:t>
+      <w:t>2026-04-24</w:t>
       <w:br/>
       <w:br/>
     </w:r>

--- a/klagomål/A 56940-2025 FSC-klagomål.docx
+++ b/klagomål/A 56940-2025 FSC-klagomål.docx
@@ -1078,7 +1078,7 @@
     <w:r>
       <w:tab/>
       <w:tab/>
-      <w:t>2026-04-24</w:t>
+      <w:t>2026-04-25</w:t>
       <w:br/>
       <w:br/>
     </w:r>

--- a/klagomål/A 56940-2025 FSC-klagomål.docx
+++ b/klagomål/A 56940-2025 FSC-klagomål.docx
@@ -1078,7 +1078,7 @@
     <w:r>
       <w:tab/>
       <w:tab/>
-      <w:t>2026-04-25</w:t>
+      <w:t>2026-04-26</w:t>
       <w:br/>
       <w:br/>
     </w:r>

--- a/klagomål/A 56940-2025 FSC-klagomål.docx
+++ b/klagomål/A 56940-2025 FSC-klagomål.docx
@@ -1078,7 +1078,7 @@
     <w:r>
       <w:tab/>
       <w:tab/>
-      <w:t>2026-04-26</w:t>
+      <w:t>2026-04-27</w:t>
       <w:br/>
       <w:br/>
     </w:r>

--- a/klagomål/A 56940-2025 FSC-klagomål.docx
+++ b/klagomål/A 56940-2025 FSC-klagomål.docx
@@ -1078,7 +1078,7 @@
     <w:r>
       <w:tab/>
       <w:tab/>
-      <w:t>2026-04-27</w:t>
+      <w:t>2026-04-28</w:t>
       <w:br/>
       <w:br/>
     </w:r>

--- a/klagomål/A 56940-2025 FSC-klagomål.docx
+++ b/klagomål/A 56940-2025 FSC-klagomål.docx
@@ -1078,7 +1078,7 @@
     <w:r>
       <w:tab/>
       <w:tab/>
-      <w:t>2026-04-28</w:t>
+      <w:t>2026-04-29</w:t>
       <w:br/>
       <w:br/>
     </w:r>

--- a/klagomål/A 56940-2025 FSC-klagomål.docx
+++ b/klagomål/A 56940-2025 FSC-klagomål.docx
@@ -1078,7 +1078,7 @@
     <w:r>
       <w:tab/>
       <w:tab/>
-      <w:t>2026-04-29</w:t>
+      <w:t>2026-04-30</w:t>
       <w:br/>
       <w:br/>
     </w:r>

--- a/klagomål/A 56940-2025 FSC-klagomål.docx
+++ b/klagomål/A 56940-2025 FSC-klagomål.docx
@@ -1078,7 +1078,7 @@
     <w:r>
       <w:tab/>
       <w:tab/>
-      <w:t>2026-04-30</w:t>
+      <w:t>2026-05-01</w:t>
       <w:br/>
       <w:br/>
     </w:r>

--- a/klagomål/A 56940-2025 FSC-klagomål.docx
+++ b/klagomål/A 56940-2025 FSC-klagomål.docx
@@ -1078,7 +1078,7 @@
     <w:r>
       <w:tab/>
       <w:tab/>
-      <w:t>2026-05-01</w:t>
+      <w:t>2026-05-02</w:t>
       <w:br/>
       <w:br/>
     </w:r>

--- a/klagomål/A 56940-2025 FSC-klagomål.docx
+++ b/klagomål/A 56940-2025 FSC-klagomål.docx
@@ -1078,7 +1078,7 @@
     <w:r>
       <w:tab/>
       <w:tab/>
-      <w:t>2026-05-02</w:t>
+      <w:t>2026-05-03</w:t>
       <w:br/>
       <w:br/>
     </w:r>

--- a/klagomål/A 56940-2025 FSC-klagomål.docx
+++ b/klagomål/A 56940-2025 FSC-klagomål.docx
@@ -1078,7 +1078,7 @@
     <w:r>
       <w:tab/>
       <w:tab/>
-      <w:t>2026-06-15</w:t>
+      <w:t>2026-06-16</w:t>
       <w:br/>
       <w:br/>
     </w:r>

--- a/klagomål/A 56940-2025 FSC-klagomål.docx
+++ b/klagomål/A 56940-2025 FSC-klagomål.docx
@@ -1078,7 +1078,7 @@
     <w:r>
       <w:tab/>
       <w:tab/>
-      <w:t>2026-06-16</w:t>
+      <w:t>2026-06-17</w:t>
       <w:br/>
       <w:br/>
     </w:r>

--- a/klagomål/A 56940-2025 FSC-klagomål.docx
+++ b/klagomål/A 56940-2025 FSC-klagomål.docx
@@ -1,6 +1,6 @@
 
 <file path=word/document.xml><?xml version="1.0" encoding="utf-8"?>
-<w:document xmlns:wpc="http://schemas.microsoft.com/office/word/2010/wordprocessingCanvas" xmlns:cx="http://schemas.microsoft.com/office/drawing/2014/chartex" xmlns:cx1="http://schemas.microsoft.com/office/drawing/2015/9/8/chartex" xmlns:cx2="http://schemas.microsoft.com/office/drawing/2015/10/21/chartex" xmlns:cx3="http://schemas.microsoft.com/office/drawing/2016/5/9/chartex" xmlns:cx4="http://schemas.microsoft.com/office/drawing/2016/5/10/chartex" xmlns:cx5="http://schemas.microsoft.com/office/drawing/2016/5/11/chartex" xmlns:cx6="http://schemas.microsoft.com/office/drawing/2016/5/12/chartex" xmlns:cx7="http://schemas.microsoft.com/office/drawing/2016/5/13/chartex" xmlns:cx8="http://schemas.microsoft.com/office/drawing/2016/5/14/chartex" xmlns:mc="http://schemas.openxmlformats.org/markup-compatibility/2006" xmlns:aink="http://schemas.microsoft.com/office/drawing/2016/ink" xmlns:am3d="http://schemas.microsoft.com/office/drawing/2017/model3d" xmlns:o="urn:schemas-microsoft-com:office:office" xmlns:oel="http://schemas.microsoft.com/office/2019/extlst" xmlns:r="http://schemas.openxmlformats.org/officeDocument/2006/relationships" xmlns:m="http://schemas.openxmlformats.org/officeDocument/2006/math" xmlns:v="urn:schemas-microsoft-com:vml" xmlns:wp14="http://schemas.microsoft.com/office/word/2010/wordprocessingDrawing" xmlns:wp="http://schemas.openxmlformats.org/drawingml/2006/wordprocessingDrawing" xmlns:w10="urn:schemas-microsoft-com:office:word" xmlns:w="http://schemas.openxmlformats.org/wordprocessingml/2006/main" xmlns:w14="http://schemas.microsoft.com/office/word/2010/wordml" xmlns:w15="http://schemas.microsoft.com/office/word/2012/wordml" xmlns:w16cex="http://schemas.microsoft.com/office/word/2018/wordml/cex" xmlns:w16cid="http://schemas.microsoft.com/office/word/2016/wordml/cid" xmlns:w16="http://schemas.microsoft.com/office/word/2018/wordml" xmlns:w16sdtdh="http://schemas.microsoft.com/office/word/2020/wordml/sdtdatahash" xmlns:w16se="http://schemas.microsoft.com/office/word/2015/wordml/symex" xmlns:wpg="http://schemas.microsoft.com/office/word/2010/wordprocessingGroup" xmlns:wpi="http://schemas.microsoft.com/office/word/2010/wordprocessingInk" xmlns:wne="http://schemas.microsoft.com/office/word/2006/wordml" xmlns:wps="http://schemas.microsoft.com/office/word/2010/wordprocessingShape" mc:Ignorable="w14 w15 w16se w16cid w16 w16cex w16sdtdh wp14">
+<w:document xmlns:wpc="http://schemas.microsoft.com/office/word/2010/wordprocessingCanvas" xmlns:cx="http://schemas.microsoft.com/office/drawing/2014/chartex" xmlns:cx1="http://schemas.microsoft.com/office/drawing/2015/9/8/chartex" xmlns:cx2="http://schemas.microsoft.com/office/drawing/2015/10/21/chartex" xmlns:cx3="http://schemas.microsoft.com/office/drawing/2016/5/9/chartex" xmlns:cx4="http://schemas.microsoft.com/office/drawing/2016/5/10/chartex" xmlns:cx5="http://schemas.microsoft.com/office/drawing/2016/5/11/chartex" xmlns:cx6="http://schemas.microsoft.com/office/drawing/2016/5/12/chartex" xmlns:cx7="http://schemas.microsoft.com/office/drawing/2016/5/13/chartex" xmlns:cx8="http://schemas.microsoft.com/office/drawing/2016/5/14/chartex" xmlns:mc="http://schemas.openxmlformats.org/markup-compatibility/2006" xmlns:aink="http://schemas.microsoft.com/office/drawing/2016/ink" xmlns:am3d="http://schemas.microsoft.com/office/drawing/2017/model3d" xmlns:o="urn:schemas-microsoft-com:office:office" xmlns:oel="http://schemas.microsoft.com/office/2019/extlst" xmlns:r="http://schemas.openxmlformats.org/officeDocument/2006/relationships" xmlns:m="http://schemas.openxmlformats.org/officeDocument/2006/math" xmlns:v="urn:schemas-microsoft-com:vml" xmlns:wp14="http://schemas.microsoft.com/office/word/2010/wordprocessingDrawing" xmlns:wp="http://schemas.openxmlformats.org/drawingml/2006/wordprocessingDrawing" xmlns:w10="urn:schemas-microsoft-com:office:word" xmlns:w="http://schemas.openxmlformats.org/wordprocessingml/2006/main" xmlns:w14="http://schemas.microsoft.com/office/word/2010/wordml" xmlns:w15="http://schemas.microsoft.com/office/word/2012/wordml" xmlns:w16cex="http://schemas.microsoft.com/office/word/2018/wordml/cex" xmlns:w16cid="http://schemas.microsoft.com/office/word/2016/wordml/cid" xmlns:w16="http://schemas.microsoft.com/office/word/2018/wordml" xmlns:w16du="http://schemas.microsoft.com/office/word/2023/wordml/word16du" xmlns:w16sdtdh="http://schemas.microsoft.com/office/word/2020/wordml/sdtdatahash" xmlns:w16sdtfl="http://schemas.microsoft.com/office/word/2024/wordml/sdtformatlock" xmlns:w16se="http://schemas.microsoft.com/office/word/2015/wordml/symex" xmlns:wpg="http://schemas.microsoft.com/office/word/2010/wordprocessingGroup" xmlns:wpi="http://schemas.microsoft.com/office/word/2010/wordprocessingInk" xmlns:wne="http://schemas.microsoft.com/office/word/2006/wordml" xmlns:wps="http://schemas.microsoft.com/office/word/2010/wordprocessingShape" mc:Ignorable="w14 w15 w16se w16cid w16 w16cex w16sdtdh w16sdtfl w16du wp14">
   <w:body>
     <w:p>
       <w:r>
@@ -168,7 +168,7 @@
     </w:p>
     <w:p>
       <w:r>
-        <w:t>Detta dokument behandlar höga naturvärden i avverkningsanmälan A 56940-2025 i Mora kommun. Denna avverkningsanmälan inkom 2025-11-17 14:56:17 och omfattar 18,1 ha.</w:t>
+        <w:t>Detta dokument behandlar höga naturvärden i avverkningsanmälan A 56940-2025 i Mora kommun som inkom 2025-11-17 och omfattar 18,1 ha.</w:t>
       </w:r>
     </w:p>
     <w:p>
@@ -191,12 +191,15 @@
     </w:p>
     <w:p>
       <w:r>
-        <w:t>I avverkningsanmälan har följande 11 naturvårdsarter hittats: fläckporing (VU), blågrå svartspik (NT), garnlav (NT), kolflarnlav (NT), mörk kolflarnlav (NT), tallticka (NT), vaddporing (NT), vedflamlav (NT), bronshjon (S), dropptaggsvamp (S) och mindre märgborre (S). Av dessa är 8 rödlistade. För rödlistade arter har rödlistekategorin angivits inom parentes. Arter som är signalarter enligt Skogsstyrelsen har markerats med (S).</w:t>
+        <w:t>I och inom 22 meter från avverkningsanmälan har följande 11 naturvårdsarter hittats: fläckporing (VU, T), garnlav (VU, T), blågrå svartspik (NT), dropptaggsvamp (NT, T), kolflarnlav (NT, T), mörk kolflarnlav (NT), tallticka (NT, T), vaddporing (NT), vedflamlav (NT), bronshjon (S, T) och mindre märgborre (S, T). Av dessa är 9 rödlistade. För rödlistade arter har rödlistekategorin angivits inom parentes. Arter som är signalarter enligt Skogsstyrelsen har markerats med (S). Typiska arter inom Natura 2000 som är kopplade till skogsekosystem har markerats med (T).</w:t>
       </w:r>
     </w:p>
     <w:p>
       <w:r>
-        <w:t>De påträffade naturvårdsarterna är ett tydligt kvitto på att detta rör sig om en skog med höga naturvärden. I Figur 1 visas en karta över det avverkningsanmälda området, där samtliga fyndplatser för naturvårdsarter som finns registrerade på Artportalen har markerats.</w:t>
+        <w:t>De påträffade naturvårdsarterna är ett tydligt kvitto på att det rör sig om en skog med höga naturvärden.</w:t>
+      </w:r>
+      <w:r>
+        <w:t xml:space="preserve"> I Figur 1 visas fyndplatser för naturvårdsarter i området, som finns registrerade på Artportalen.</w:t>
       </w:r>
     </w:p>
     <w:p>
@@ -206,7 +209,7 @@
       <w:r>
         <w:drawing>
           <wp:inline xmlns:a="http://schemas.openxmlformats.org/drawingml/2006/main" xmlns:pic="http://schemas.openxmlformats.org/drawingml/2006/picture">
-            <wp:extent cx="5486400" cy="4102305"/>
+            <wp:extent cx="5486400" cy="5337456"/>
             <wp:docPr id="1" name="Picture 1"/>
             <wp:cNvGraphicFramePr>
               <a:graphicFrameLocks noChangeAspect="1"/>
@@ -227,7 +230,7 @@
                   <pic:spPr>
                     <a:xfrm>
                       <a:off x="0" y="0"/>
-                      <a:ext cx="5486400" cy="4102305"/>
+                      <a:ext cx="5486400" cy="5337456"/>
                     </a:xfrm>
                     <a:prstGeom prst="rect"/>
                   </pic:spPr>
@@ -241,9 +244,10 @@
     <w:p>
       <w:pPr>
         <w:pStyle w:val="Caption"/>
+        <w:spacing w:after="240"/>
       </w:pPr>
       <w:r>
-        <w:t>Figur 1. Fyndplatser för naturvårdsarter i det avverkningsanmälda området (röd linje). Markörer utan svart kant är placerade på fyndplatsen. Markörer med svart kant är placerade vid sidan av fyndplatsen och har ett svart streck som visar fyndplatsens exakta position. Kartans mittpunktskoordinat är N 6765219, E 433071 i SWEREF 99 TM.</w:t>
+        <w:t>Figur 1. Fyndplatser för naturvårdsarter i och inom 22 meter från avverkningsanmälan (röd linje). Markörer utan svart kant är placerade på fyndplatsen. Markörer med svart kant är placerade vid sidan av fyndplatsen och har ett svart streck som visar fyndplatsens exakta position. Kartans mittpunktskoordinat är N 6765219, E 433071 i SWEREF 99 TM.</w:t>
       </w:r>
     </w:p>
     <w:p>
@@ -556,7 +560,7 @@
         <w:rPr>
           <w:i/>
         </w:rPr>
-        <w:t>I det avverkningsanmälda skogsområdet har 11 naturvårdsarter varav 8 rödlistade arter sina livsmiljöer och växtplatser.</w:t>
+        <w:t>I det avverkningsanmälda skogsområdet har 11 naturvårdsarter varav 9 rödlistade arter sina livsmiljöer och växtplatser.</w:t>
       </w:r>
     </w:p>
     <w:p>
@@ -968,7 +972,7 @@
 </file>
 
 <file path=word/endnotes.xml><?xml version="1.0" encoding="utf-8"?>
-<w:endnotes xmlns:wpc="http://schemas.microsoft.com/office/word/2010/wordprocessingCanvas" xmlns:cx="http://schemas.microsoft.com/office/drawing/2014/chartex" xmlns:cx1="http://schemas.microsoft.com/office/drawing/2015/9/8/chartex" xmlns:cx2="http://schemas.microsoft.com/office/drawing/2015/10/21/chartex" xmlns:cx3="http://schemas.microsoft.com/office/drawing/2016/5/9/chartex" xmlns:cx4="http://schemas.microsoft.com/office/drawing/2016/5/10/chartex" xmlns:cx5="http://schemas.microsoft.com/office/drawing/2016/5/11/chartex" xmlns:cx6="http://schemas.microsoft.com/office/drawing/2016/5/12/chartex" xmlns:cx7="http://schemas.microsoft.com/office/drawing/2016/5/13/chartex" xmlns:cx8="http://schemas.microsoft.com/office/drawing/2016/5/14/chartex" xmlns:mc="http://schemas.openxmlformats.org/markup-compatibility/2006" xmlns:aink="http://schemas.microsoft.com/office/drawing/2016/ink" xmlns:am3d="http://schemas.microsoft.com/office/drawing/2017/model3d" xmlns:o="urn:schemas-microsoft-com:office:office" xmlns:oel="http://schemas.microsoft.com/office/2019/extlst" xmlns:r="http://schemas.openxmlformats.org/officeDocument/2006/relationships" xmlns:m="http://schemas.openxmlformats.org/officeDocument/2006/math" xmlns:v="urn:schemas-microsoft-com:vml" xmlns:wp14="http://schemas.microsoft.com/office/word/2010/wordprocessingDrawing" xmlns:wp="http://schemas.openxmlformats.org/drawingml/2006/wordprocessingDrawing" xmlns:w10="urn:schemas-microsoft-com:office:word" xmlns:w="http://schemas.openxmlformats.org/wordprocessingml/2006/main" xmlns:w14="http://schemas.microsoft.com/office/word/2010/wordml" xmlns:w15="http://schemas.microsoft.com/office/word/2012/wordml" xmlns:w16cex="http://schemas.microsoft.com/office/word/2018/wordml/cex" xmlns:w16cid="http://schemas.microsoft.com/office/word/2016/wordml/cid" xmlns:w16="http://schemas.microsoft.com/office/word/2018/wordml" xmlns:w16sdtdh="http://schemas.microsoft.com/office/word/2020/wordml/sdtdatahash" xmlns:w16se="http://schemas.microsoft.com/office/word/2015/wordml/symex" xmlns:wpg="http://schemas.microsoft.com/office/word/2010/wordprocessingGroup" xmlns:wpi="http://schemas.microsoft.com/office/word/2010/wordprocessingInk" xmlns:wne="http://schemas.microsoft.com/office/word/2006/wordml" xmlns:wps="http://schemas.microsoft.com/office/word/2010/wordprocessingShape" mc:Ignorable="w14 w15 w16se w16cid w16 w16cex w16sdtdh wp14">
+<w:endnotes xmlns:wpc="http://schemas.microsoft.com/office/word/2010/wordprocessingCanvas" xmlns:cx="http://schemas.microsoft.com/office/drawing/2014/chartex" xmlns:cx1="http://schemas.microsoft.com/office/drawing/2015/9/8/chartex" xmlns:cx2="http://schemas.microsoft.com/office/drawing/2015/10/21/chartex" xmlns:cx3="http://schemas.microsoft.com/office/drawing/2016/5/9/chartex" xmlns:cx4="http://schemas.microsoft.com/office/drawing/2016/5/10/chartex" xmlns:cx5="http://schemas.microsoft.com/office/drawing/2016/5/11/chartex" xmlns:cx6="http://schemas.microsoft.com/office/drawing/2016/5/12/chartex" xmlns:cx7="http://schemas.microsoft.com/office/drawing/2016/5/13/chartex" xmlns:cx8="http://schemas.microsoft.com/office/drawing/2016/5/14/chartex" xmlns:mc="http://schemas.openxmlformats.org/markup-compatibility/2006" xmlns:aink="http://schemas.microsoft.com/office/drawing/2016/ink" xmlns:am3d="http://schemas.microsoft.com/office/drawing/2017/model3d" xmlns:o="urn:schemas-microsoft-com:office:office" xmlns:oel="http://schemas.microsoft.com/office/2019/extlst" xmlns:r="http://schemas.openxmlformats.org/officeDocument/2006/relationships" xmlns:m="http://schemas.openxmlformats.org/officeDocument/2006/math" xmlns:v="urn:schemas-microsoft-com:vml" xmlns:wp14="http://schemas.microsoft.com/office/word/2010/wordprocessingDrawing" xmlns:wp="http://schemas.openxmlformats.org/drawingml/2006/wordprocessingDrawing" xmlns:w10="urn:schemas-microsoft-com:office:word" xmlns:w="http://schemas.openxmlformats.org/wordprocessingml/2006/main" xmlns:w14="http://schemas.microsoft.com/office/word/2010/wordml" xmlns:w15="http://schemas.microsoft.com/office/word/2012/wordml" xmlns:w16cex="http://schemas.microsoft.com/office/word/2018/wordml/cex" xmlns:w16cid="http://schemas.microsoft.com/office/word/2016/wordml/cid" xmlns:w16="http://schemas.microsoft.com/office/word/2018/wordml" xmlns:w16du="http://schemas.microsoft.com/office/word/2023/wordml/word16du" xmlns:w16sdtdh="http://schemas.microsoft.com/office/word/2020/wordml/sdtdatahash" xmlns:w16sdtfl="http://schemas.microsoft.com/office/word/2024/wordml/sdtformatlock" xmlns:w16se="http://schemas.microsoft.com/office/word/2015/wordml/symex" xmlns:wpg="http://schemas.microsoft.com/office/word/2010/wordprocessingGroup" xmlns:wpi="http://schemas.microsoft.com/office/word/2010/wordprocessingInk" xmlns:wne="http://schemas.microsoft.com/office/word/2006/wordml" xmlns:wps="http://schemas.microsoft.com/office/word/2010/wordprocessingShape" mc:Ignorable="w14 w15 w16se w16cid w16 w16cex w16sdtdh w16sdtfl w16du wp14">
   <w:endnote w:type="separator" w:id="-1">
     <w:p>
       <w:pPr>
@@ -993,7 +997,7 @@
 </file>
 
 <file path=word/footer1.xml><?xml version="1.0" encoding="utf-8"?>
-<w:ftr xmlns:wpc="http://schemas.microsoft.com/office/word/2010/wordprocessingCanvas" xmlns:cx="http://schemas.microsoft.com/office/drawing/2014/chartex" xmlns:cx1="http://schemas.microsoft.com/office/drawing/2015/9/8/chartex" xmlns:cx2="http://schemas.microsoft.com/office/drawing/2015/10/21/chartex" xmlns:cx3="http://schemas.microsoft.com/office/drawing/2016/5/9/chartex" xmlns:cx4="http://schemas.microsoft.com/office/drawing/2016/5/10/chartex" xmlns:cx5="http://schemas.microsoft.com/office/drawing/2016/5/11/chartex" xmlns:cx6="http://schemas.microsoft.com/office/drawing/2016/5/12/chartex" xmlns:cx7="http://schemas.microsoft.com/office/drawing/2016/5/13/chartex" xmlns:cx8="http://schemas.microsoft.com/office/drawing/2016/5/14/chartex" xmlns:mc="http://schemas.openxmlformats.org/markup-compatibility/2006" xmlns:aink="http://schemas.microsoft.com/office/drawing/2016/ink" xmlns:am3d="http://schemas.microsoft.com/office/drawing/2017/model3d" xmlns:o="urn:schemas-microsoft-com:office:office" xmlns:oel="http://schemas.microsoft.com/office/2019/extlst" xmlns:r="http://schemas.openxmlformats.org/officeDocument/2006/relationships" xmlns:m="http://schemas.openxmlformats.org/officeDocument/2006/math" xmlns:v="urn:schemas-microsoft-com:vml" xmlns:wp14="http://schemas.microsoft.com/office/word/2010/wordprocessingDrawing" xmlns:wp="http://schemas.openxmlformats.org/drawingml/2006/wordprocessingDrawing" xmlns:w10="urn:schemas-microsoft-com:office:word" xmlns:w="http://schemas.openxmlformats.org/wordprocessingml/2006/main" xmlns:w14="http://schemas.microsoft.com/office/word/2010/wordml" xmlns:w15="http://schemas.microsoft.com/office/word/2012/wordml" xmlns:w16cex="http://schemas.microsoft.com/office/word/2018/wordml/cex" xmlns:w16cid="http://schemas.microsoft.com/office/word/2016/wordml/cid" xmlns:w16="http://schemas.microsoft.com/office/word/2018/wordml" xmlns:w16sdtdh="http://schemas.microsoft.com/office/word/2020/wordml/sdtdatahash" xmlns:w16se="http://schemas.microsoft.com/office/word/2015/wordml/symex" xmlns:wpg="http://schemas.microsoft.com/office/word/2010/wordprocessingGroup" xmlns:wpi="http://schemas.microsoft.com/office/word/2010/wordprocessingInk" xmlns:wne="http://schemas.microsoft.com/office/word/2006/wordml" xmlns:wps="http://schemas.microsoft.com/office/word/2010/wordprocessingShape" mc:Ignorable="w14 w15 w16se w16cid w16 w16cex w16sdtdh wp14">
+<w:ftr xmlns:wpc="http://schemas.microsoft.com/office/word/2010/wordprocessingCanvas" xmlns:cx="http://schemas.microsoft.com/office/drawing/2014/chartex" xmlns:cx1="http://schemas.microsoft.com/office/drawing/2015/9/8/chartex" xmlns:cx2="http://schemas.microsoft.com/office/drawing/2015/10/21/chartex" xmlns:cx3="http://schemas.microsoft.com/office/drawing/2016/5/9/chartex" xmlns:cx4="http://schemas.microsoft.com/office/drawing/2016/5/10/chartex" xmlns:cx5="http://schemas.microsoft.com/office/drawing/2016/5/11/chartex" xmlns:cx6="http://schemas.microsoft.com/office/drawing/2016/5/12/chartex" xmlns:cx7="http://schemas.microsoft.com/office/drawing/2016/5/13/chartex" xmlns:cx8="http://schemas.microsoft.com/office/drawing/2016/5/14/chartex" xmlns:mc="http://schemas.openxmlformats.org/markup-compatibility/2006" xmlns:aink="http://schemas.microsoft.com/office/drawing/2016/ink" xmlns:am3d="http://schemas.microsoft.com/office/drawing/2017/model3d" xmlns:o="urn:schemas-microsoft-com:office:office" xmlns:oel="http://schemas.microsoft.com/office/2019/extlst" xmlns:r="http://schemas.openxmlformats.org/officeDocument/2006/relationships" xmlns:m="http://schemas.openxmlformats.org/officeDocument/2006/math" xmlns:v="urn:schemas-microsoft-com:vml" xmlns:wp14="http://schemas.microsoft.com/office/word/2010/wordprocessingDrawing" xmlns:wp="http://schemas.openxmlformats.org/drawingml/2006/wordprocessingDrawing" xmlns:w10="urn:schemas-microsoft-com:office:word" xmlns:w="http://schemas.openxmlformats.org/wordprocessingml/2006/main" xmlns:w14="http://schemas.microsoft.com/office/word/2010/wordml" xmlns:w15="http://schemas.microsoft.com/office/word/2012/wordml" xmlns:w16cex="http://schemas.microsoft.com/office/word/2018/wordml/cex" xmlns:w16cid="http://schemas.microsoft.com/office/word/2016/wordml/cid" xmlns:w16="http://schemas.microsoft.com/office/word/2018/wordml" xmlns:w16du="http://schemas.microsoft.com/office/word/2023/wordml/word16du" xmlns:w16sdtdh="http://schemas.microsoft.com/office/word/2020/wordml/sdtdatahash" xmlns:w16sdtfl="http://schemas.microsoft.com/office/word/2024/wordml/sdtformatlock" xmlns:w16se="http://schemas.microsoft.com/office/word/2015/wordml/symex" xmlns:wpg="http://schemas.microsoft.com/office/word/2010/wordprocessingGroup" xmlns:wpi="http://schemas.microsoft.com/office/word/2010/wordprocessingInk" xmlns:wne="http://schemas.microsoft.com/office/word/2006/wordml" xmlns:wps="http://schemas.microsoft.com/office/word/2010/wordprocessingShape" mc:Ignorable="w14 w15 w16se w16cid w16 w16cex w16sdtdh w16sdtfl w16du wp14">
   <w:p>
     <w:pPr>
       <w:pStyle w:val="Footer"/>
@@ -1003,7 +1007,7 @@
 </file>
 
 <file path=word/footer2.xml><?xml version="1.0" encoding="utf-8"?>
-<w:ftr xmlns:wpc="http://schemas.microsoft.com/office/word/2010/wordprocessingCanvas" xmlns:cx="http://schemas.microsoft.com/office/drawing/2014/chartex" xmlns:cx1="http://schemas.microsoft.com/office/drawing/2015/9/8/chartex" xmlns:cx2="http://schemas.microsoft.com/office/drawing/2015/10/21/chartex" xmlns:cx3="http://schemas.microsoft.com/office/drawing/2016/5/9/chartex" xmlns:cx4="http://schemas.microsoft.com/office/drawing/2016/5/10/chartex" xmlns:cx5="http://schemas.microsoft.com/office/drawing/2016/5/11/chartex" xmlns:cx6="http://schemas.microsoft.com/office/drawing/2016/5/12/chartex" xmlns:cx7="http://schemas.microsoft.com/office/drawing/2016/5/13/chartex" xmlns:cx8="http://schemas.microsoft.com/office/drawing/2016/5/14/chartex" xmlns:mc="http://schemas.openxmlformats.org/markup-compatibility/2006" xmlns:aink="http://schemas.microsoft.com/office/drawing/2016/ink" xmlns:am3d="http://schemas.microsoft.com/office/drawing/2017/model3d" xmlns:o="urn:schemas-microsoft-com:office:office" xmlns:oel="http://schemas.microsoft.com/office/2019/extlst" xmlns:r="http://schemas.openxmlformats.org/officeDocument/2006/relationships" xmlns:m="http://schemas.openxmlformats.org/officeDocument/2006/math" xmlns:v="urn:schemas-microsoft-com:vml" xmlns:wp14="http://schemas.microsoft.com/office/word/2010/wordprocessingDrawing" xmlns:wp="http://schemas.openxmlformats.org/drawingml/2006/wordprocessingDrawing" xmlns:w10="urn:schemas-microsoft-com:office:word" xmlns:w="http://schemas.openxmlformats.org/wordprocessingml/2006/main" xmlns:w14="http://schemas.microsoft.com/office/word/2010/wordml" xmlns:w15="http://schemas.microsoft.com/office/word/2012/wordml" xmlns:w16cex="http://schemas.microsoft.com/office/word/2018/wordml/cex" xmlns:w16cid="http://schemas.microsoft.com/office/word/2016/wordml/cid" xmlns:w16="http://schemas.microsoft.com/office/word/2018/wordml" xmlns:w16sdtdh="http://schemas.microsoft.com/office/word/2020/wordml/sdtdatahash" xmlns:w16se="http://schemas.microsoft.com/office/word/2015/wordml/symex" xmlns:wpg="http://schemas.microsoft.com/office/word/2010/wordprocessingGroup" xmlns:wpi="http://schemas.microsoft.com/office/word/2010/wordprocessingInk" xmlns:wne="http://schemas.microsoft.com/office/word/2006/wordml" xmlns:wps="http://schemas.microsoft.com/office/word/2010/wordprocessingShape" mc:Ignorable="w14 w15 w16se w16cid w16 w16cex w16sdtdh wp14">
+<w:ftr xmlns:wpc="http://schemas.microsoft.com/office/word/2010/wordprocessingCanvas" xmlns:cx="http://schemas.microsoft.com/office/drawing/2014/chartex" xmlns:cx1="http://schemas.microsoft.com/office/drawing/2015/9/8/chartex" xmlns:cx2="http://schemas.microsoft.com/office/drawing/2015/10/21/chartex" xmlns:cx3="http://schemas.microsoft.com/office/drawing/2016/5/9/chartex" xmlns:cx4="http://schemas.microsoft.com/office/drawing/2016/5/10/chartex" xmlns:cx5="http://schemas.microsoft.com/office/drawing/2016/5/11/chartex" xmlns:cx6="http://schemas.microsoft.com/office/drawing/2016/5/12/chartex" xmlns:cx7="http://schemas.microsoft.com/office/drawing/2016/5/13/chartex" xmlns:cx8="http://schemas.microsoft.com/office/drawing/2016/5/14/chartex" xmlns:mc="http://schemas.openxmlformats.org/markup-compatibility/2006" xmlns:aink="http://schemas.microsoft.com/office/drawing/2016/ink" xmlns:am3d="http://schemas.microsoft.com/office/drawing/2017/model3d" xmlns:o="urn:schemas-microsoft-com:office:office" xmlns:oel="http://schemas.microsoft.com/office/2019/extlst" xmlns:r="http://schemas.openxmlformats.org/officeDocument/2006/relationships" xmlns:m="http://schemas.openxmlformats.org/officeDocument/2006/math" xmlns:v="urn:schemas-microsoft-com:vml" xmlns:wp14="http://schemas.microsoft.com/office/word/2010/wordprocessingDrawing" xmlns:wp="http://schemas.openxmlformats.org/drawingml/2006/wordprocessingDrawing" xmlns:w10="urn:schemas-microsoft-com:office:word" xmlns:w="http://schemas.openxmlformats.org/wordprocessingml/2006/main" xmlns:w14="http://schemas.microsoft.com/office/word/2010/wordml" xmlns:w15="http://schemas.microsoft.com/office/word/2012/wordml" xmlns:w16cex="http://schemas.microsoft.com/office/word/2018/wordml/cex" xmlns:w16cid="http://schemas.microsoft.com/office/word/2016/wordml/cid" xmlns:w16="http://schemas.microsoft.com/office/word/2018/wordml" xmlns:w16du="http://schemas.microsoft.com/office/word/2023/wordml/word16du" xmlns:w16sdtdh="http://schemas.microsoft.com/office/word/2020/wordml/sdtdatahash" xmlns:w16sdtfl="http://schemas.microsoft.com/office/word/2024/wordml/sdtformatlock" xmlns:w16se="http://schemas.microsoft.com/office/word/2015/wordml/symex" xmlns:wpg="http://schemas.microsoft.com/office/word/2010/wordprocessingGroup" xmlns:wpi="http://schemas.microsoft.com/office/word/2010/wordprocessingInk" xmlns:wne="http://schemas.microsoft.com/office/word/2006/wordml" xmlns:wps="http://schemas.microsoft.com/office/word/2010/wordprocessingShape" mc:Ignorable="w14 w15 w16se w16cid w16 w16cex w16sdtdh w16sdtfl w16du wp14">
   <w:p>
     <w:pPr>
       <w:pStyle w:val="Footer"/>
@@ -1013,7 +1017,7 @@
 </file>
 
 <file path=word/footer3.xml><?xml version="1.0" encoding="utf-8"?>
-<w:ftr xmlns:wpc="http://schemas.microsoft.com/office/word/2010/wordprocessingCanvas" xmlns:cx="http://schemas.microsoft.com/office/drawing/2014/chartex" xmlns:cx1="http://schemas.microsoft.com/office/drawing/2015/9/8/chartex" xmlns:cx2="http://schemas.microsoft.com/office/drawing/2015/10/21/chartex" xmlns:cx3="http://schemas.microsoft.com/office/drawing/2016/5/9/chartex" xmlns:cx4="http://schemas.microsoft.com/office/drawing/2016/5/10/chartex" xmlns:cx5="http://schemas.microsoft.com/office/drawing/2016/5/11/chartex" xmlns:cx6="http://schemas.microsoft.com/office/drawing/2016/5/12/chartex" xmlns:cx7="http://schemas.microsoft.com/office/drawing/2016/5/13/chartex" xmlns:cx8="http://schemas.microsoft.com/office/drawing/2016/5/14/chartex" xmlns:mc="http://schemas.openxmlformats.org/markup-compatibility/2006" xmlns:aink="http://schemas.microsoft.com/office/drawing/2016/ink" xmlns:am3d="http://schemas.microsoft.com/office/drawing/2017/model3d" xmlns:o="urn:schemas-microsoft-com:office:office" xmlns:oel="http://schemas.microsoft.com/office/2019/extlst" xmlns:r="http://schemas.openxmlformats.org/officeDocument/2006/relationships" xmlns:m="http://schemas.openxmlformats.org/officeDocument/2006/math" xmlns:v="urn:schemas-microsoft-com:vml" xmlns:wp14="http://schemas.microsoft.com/office/word/2010/wordprocessingDrawing" xmlns:wp="http://schemas.openxmlformats.org/drawingml/2006/wordprocessingDrawing" xmlns:w10="urn:schemas-microsoft-com:office:word" xmlns:w="http://schemas.openxmlformats.org/wordprocessingml/2006/main" xmlns:w14="http://schemas.microsoft.com/office/word/2010/wordml" xmlns:w15="http://schemas.microsoft.com/office/word/2012/wordml" xmlns:w16cex="http://schemas.microsoft.com/office/word/2018/wordml/cex" xmlns:w16cid="http://schemas.microsoft.com/office/word/2016/wordml/cid" xmlns:w16="http://schemas.microsoft.com/office/word/2018/wordml" xmlns:w16sdtdh="http://schemas.microsoft.com/office/word/2020/wordml/sdtdatahash" xmlns:w16se="http://schemas.microsoft.com/office/word/2015/wordml/symex" xmlns:wpg="http://schemas.microsoft.com/office/word/2010/wordprocessingGroup" xmlns:wpi="http://schemas.microsoft.com/office/word/2010/wordprocessingInk" xmlns:wne="http://schemas.microsoft.com/office/word/2006/wordml" xmlns:wps="http://schemas.microsoft.com/office/word/2010/wordprocessingShape" mc:Ignorable="w14 w15 w16se w16cid w16 w16cex w16sdtdh wp14">
+<w:ftr xmlns:wpc="http://schemas.microsoft.com/office/word/2010/wordprocessingCanvas" xmlns:cx="http://schemas.microsoft.com/office/drawing/2014/chartex" xmlns:cx1="http://schemas.microsoft.com/office/drawing/2015/9/8/chartex" xmlns:cx2="http://schemas.microsoft.com/office/drawing/2015/10/21/chartex" xmlns:cx3="http://schemas.microsoft.com/office/drawing/2016/5/9/chartex" xmlns:cx4="http://schemas.microsoft.com/office/drawing/2016/5/10/chartex" xmlns:cx5="http://schemas.microsoft.com/office/drawing/2016/5/11/chartex" xmlns:cx6="http://schemas.microsoft.com/office/drawing/2016/5/12/chartex" xmlns:cx7="http://schemas.microsoft.com/office/drawing/2016/5/13/chartex" xmlns:cx8="http://schemas.microsoft.com/office/drawing/2016/5/14/chartex" xmlns:mc="http://schemas.openxmlformats.org/markup-compatibility/2006" xmlns:aink="http://schemas.microsoft.com/office/drawing/2016/ink" xmlns:am3d="http://schemas.microsoft.com/office/drawing/2017/model3d" xmlns:o="urn:schemas-microsoft-com:office:office" xmlns:oel="http://schemas.microsoft.com/office/2019/extlst" xmlns:r="http://schemas.openxmlformats.org/officeDocument/2006/relationships" xmlns:m="http://schemas.openxmlformats.org/officeDocument/2006/math" xmlns:v="urn:schemas-microsoft-com:vml" xmlns:wp14="http://schemas.microsoft.com/office/word/2010/wordprocessingDrawing" xmlns:wp="http://schemas.openxmlformats.org/drawingml/2006/wordprocessingDrawing" xmlns:w10="urn:schemas-microsoft-com:office:word" xmlns:w="http://schemas.openxmlformats.org/wordprocessingml/2006/main" xmlns:w14="http://schemas.microsoft.com/office/word/2010/wordml" xmlns:w15="http://schemas.microsoft.com/office/word/2012/wordml" xmlns:w16cex="http://schemas.microsoft.com/office/word/2018/wordml/cex" xmlns:w16cid="http://schemas.microsoft.com/office/word/2016/wordml/cid" xmlns:w16="http://schemas.microsoft.com/office/word/2018/wordml" xmlns:w16du="http://schemas.microsoft.com/office/word/2023/wordml/word16du" xmlns:w16sdtdh="http://schemas.microsoft.com/office/word/2020/wordml/sdtdatahash" xmlns:w16sdtfl="http://schemas.microsoft.com/office/word/2024/wordml/sdtformatlock" xmlns:w16se="http://schemas.microsoft.com/office/word/2015/wordml/symex" xmlns:wpg="http://schemas.microsoft.com/office/word/2010/wordprocessingGroup" xmlns:wpi="http://schemas.microsoft.com/office/word/2010/wordprocessingInk" xmlns:wne="http://schemas.microsoft.com/office/word/2006/wordml" xmlns:wps="http://schemas.microsoft.com/office/word/2010/wordprocessingShape" mc:Ignorable="w14 w15 w16se w16cid w16 w16cex w16sdtdh w16sdtfl w16du wp14">
   <w:p>
     <w:pPr>
       <w:pStyle w:val="Footer"/>
@@ -1023,7 +1027,7 @@
 </file>
 
 <file path=word/footnotes.xml><?xml version="1.0" encoding="utf-8"?>
-<w:footnotes xmlns:wpc="http://schemas.microsoft.com/office/word/2010/wordprocessingCanvas" xmlns:cx="http://schemas.microsoft.com/office/drawing/2014/chartex" xmlns:cx1="http://schemas.microsoft.com/office/drawing/2015/9/8/chartex" xmlns:cx2="http://schemas.microsoft.com/office/drawing/2015/10/21/chartex" xmlns:cx3="http://schemas.microsoft.com/office/drawing/2016/5/9/chartex" xmlns:cx4="http://schemas.microsoft.com/office/drawing/2016/5/10/chartex" xmlns:cx5="http://schemas.microsoft.com/office/drawing/2016/5/11/chartex" xmlns:cx6="http://schemas.microsoft.com/office/drawing/2016/5/12/chartex" xmlns:cx7="http://schemas.microsoft.com/office/drawing/2016/5/13/chartex" xmlns:cx8="http://schemas.microsoft.com/office/drawing/2016/5/14/chartex" xmlns:mc="http://schemas.openxmlformats.org/markup-compatibility/2006" xmlns:aink="http://schemas.microsoft.com/office/drawing/2016/ink" xmlns:am3d="http://schemas.microsoft.com/office/drawing/2017/model3d" xmlns:o="urn:schemas-microsoft-com:office:office" xmlns:oel="http://schemas.microsoft.com/office/2019/extlst" xmlns:r="http://schemas.openxmlformats.org/officeDocument/2006/relationships" xmlns:m="http://schemas.openxmlformats.org/officeDocument/2006/math" xmlns:v="urn:schemas-microsoft-com:vml" xmlns:wp14="http://schemas.microsoft.com/office/word/2010/wordprocessingDrawing" xmlns:wp="http://schemas.openxmlformats.org/drawingml/2006/wordprocessingDrawing" xmlns:w10="urn:schemas-microsoft-com:office:word" xmlns:w="http://schemas.openxmlformats.org/wordprocessingml/2006/main" xmlns:w14="http://schemas.microsoft.com/office/word/2010/wordml" xmlns:w15="http://schemas.microsoft.com/office/word/2012/wordml" xmlns:w16cex="http://schemas.microsoft.com/office/word/2018/wordml/cex" xmlns:w16cid="http://schemas.microsoft.com/office/word/2016/wordml/cid" xmlns:w16="http://schemas.microsoft.com/office/word/2018/wordml" xmlns:w16sdtdh="http://schemas.microsoft.com/office/word/2020/wordml/sdtdatahash" xmlns:w16se="http://schemas.microsoft.com/office/word/2015/wordml/symex" xmlns:wpg="http://schemas.microsoft.com/office/word/2010/wordprocessingGroup" xmlns:wpi="http://schemas.microsoft.com/office/word/2010/wordprocessingInk" xmlns:wne="http://schemas.microsoft.com/office/word/2006/wordml" xmlns:wps="http://schemas.microsoft.com/office/word/2010/wordprocessingShape" mc:Ignorable="w14 w15 w16se w16cid w16 w16cex w16sdtdh wp14">
+<w:footnotes xmlns:wpc="http://schemas.microsoft.com/office/word/2010/wordprocessingCanvas" xmlns:cx="http://schemas.microsoft.com/office/drawing/2014/chartex" xmlns:cx1="http://schemas.microsoft.com/office/drawing/2015/9/8/chartex" xmlns:cx2="http://schemas.microsoft.com/office/drawing/2015/10/21/chartex" xmlns:cx3="http://schemas.microsoft.com/office/drawing/2016/5/9/chartex" xmlns:cx4="http://schemas.microsoft.com/office/drawing/2016/5/10/chartex" xmlns:cx5="http://schemas.microsoft.com/office/drawing/2016/5/11/chartex" xmlns:cx6="http://schemas.microsoft.com/office/drawing/2016/5/12/chartex" xmlns:cx7="http://schemas.microsoft.com/office/drawing/2016/5/13/chartex" xmlns:cx8="http://schemas.microsoft.com/office/drawing/2016/5/14/chartex" xmlns:mc="http://schemas.openxmlformats.org/markup-compatibility/2006" xmlns:aink="http://schemas.microsoft.com/office/drawing/2016/ink" xmlns:am3d="http://schemas.microsoft.com/office/drawing/2017/model3d" xmlns:o="urn:schemas-microsoft-com:office:office" xmlns:oel="http://schemas.microsoft.com/office/2019/extlst" xmlns:r="http://schemas.openxmlformats.org/officeDocument/2006/relationships" xmlns:m="http://schemas.openxmlformats.org/officeDocument/2006/math" xmlns:v="urn:schemas-microsoft-com:vml" xmlns:wp14="http://schemas.microsoft.com/office/word/2010/wordprocessingDrawing" xmlns:wp="http://schemas.openxmlformats.org/drawingml/2006/wordprocessingDrawing" xmlns:w10="urn:schemas-microsoft-com:office:word" xmlns:w="http://schemas.openxmlformats.org/wordprocessingml/2006/main" xmlns:w14="http://schemas.microsoft.com/office/word/2010/wordml" xmlns:w15="http://schemas.microsoft.com/office/word/2012/wordml" xmlns:w16cex="http://schemas.microsoft.com/office/word/2018/wordml/cex" xmlns:w16cid="http://schemas.microsoft.com/office/word/2016/wordml/cid" xmlns:w16="http://schemas.microsoft.com/office/word/2018/wordml" xmlns:w16du="http://schemas.microsoft.com/office/word/2023/wordml/word16du" xmlns:w16sdtdh="http://schemas.microsoft.com/office/word/2020/wordml/sdtdatahash" xmlns:w16sdtfl="http://schemas.microsoft.com/office/word/2024/wordml/sdtformatlock" xmlns:w16se="http://schemas.microsoft.com/office/word/2015/wordml/symex" xmlns:wpg="http://schemas.microsoft.com/office/word/2010/wordprocessingGroup" xmlns:wpi="http://schemas.microsoft.com/office/word/2010/wordprocessingInk" xmlns:wne="http://schemas.microsoft.com/office/word/2006/wordml" xmlns:wps="http://schemas.microsoft.com/office/word/2010/wordprocessingShape" mc:Ignorable="w14 w15 w16se w16cid w16 w16cex w16sdtdh w16sdtfl w16du wp14">
   <w:footnote w:type="separator" w:id="-1">
     <w:p>
       <w:pPr>
@@ -1048,7 +1052,7 @@
 </file>
 
 <file path=word/header1.xml><?xml version="1.0" encoding="utf-8"?>
-<w:hdr xmlns:wpc="http://schemas.microsoft.com/office/word/2010/wordprocessingCanvas" xmlns:cx="http://schemas.microsoft.com/office/drawing/2014/chartex" xmlns:cx1="http://schemas.microsoft.com/office/drawing/2015/9/8/chartex" xmlns:cx2="http://schemas.microsoft.com/office/drawing/2015/10/21/chartex" xmlns:cx3="http://schemas.microsoft.com/office/drawing/2016/5/9/chartex" xmlns:cx4="http://schemas.microsoft.com/office/drawing/2016/5/10/chartex" xmlns:cx5="http://schemas.microsoft.com/office/drawing/2016/5/11/chartex" xmlns:cx6="http://schemas.microsoft.com/office/drawing/2016/5/12/chartex" xmlns:cx7="http://schemas.microsoft.com/office/drawing/2016/5/13/chartex" xmlns:cx8="http://schemas.microsoft.com/office/drawing/2016/5/14/chartex" xmlns:mc="http://schemas.openxmlformats.org/markup-compatibility/2006" xmlns:aink="http://schemas.microsoft.com/office/drawing/2016/ink" xmlns:am3d="http://schemas.microsoft.com/office/drawing/2017/model3d" xmlns:o="urn:schemas-microsoft-com:office:office" xmlns:oel="http://schemas.microsoft.com/office/2019/extlst" xmlns:r="http://schemas.openxmlformats.org/officeDocument/2006/relationships" xmlns:m="http://schemas.openxmlformats.org/officeDocument/2006/math" xmlns:v="urn:schemas-microsoft-com:vml" xmlns:wp14="http://schemas.microsoft.com/office/word/2010/wordprocessingDrawing" xmlns:wp="http://schemas.openxmlformats.org/drawingml/2006/wordprocessingDrawing" xmlns:w10="urn:schemas-microsoft-com:office:word" xmlns:w="http://schemas.openxmlformats.org/wordprocessingml/2006/main" xmlns:w14="http://schemas.microsoft.com/office/word/2010/wordml" xmlns:w15="http://schemas.microsoft.com/office/word/2012/wordml" xmlns:w16cex="http://schemas.microsoft.com/office/word/2018/wordml/cex" xmlns:w16cid="http://schemas.microsoft.com/office/word/2016/wordml/cid" xmlns:w16="http://schemas.microsoft.com/office/word/2018/wordml" xmlns:w16sdtdh="http://schemas.microsoft.com/office/word/2020/wordml/sdtdatahash" xmlns:w16se="http://schemas.microsoft.com/office/word/2015/wordml/symex" xmlns:wpg="http://schemas.microsoft.com/office/word/2010/wordprocessingGroup" xmlns:wpi="http://schemas.microsoft.com/office/word/2010/wordprocessingInk" xmlns:wne="http://schemas.microsoft.com/office/word/2006/wordml" xmlns:wps="http://schemas.microsoft.com/office/word/2010/wordprocessingShape" mc:Ignorable="w14 w15 w16se w16cid w16 w16cex w16sdtdh wp14">
+<w:hdr xmlns:wpc="http://schemas.microsoft.com/office/word/2010/wordprocessingCanvas" xmlns:cx="http://schemas.microsoft.com/office/drawing/2014/chartex" xmlns:cx1="http://schemas.microsoft.com/office/drawing/2015/9/8/chartex" xmlns:cx2="http://schemas.microsoft.com/office/drawing/2015/10/21/chartex" xmlns:cx3="http://schemas.microsoft.com/office/drawing/2016/5/9/chartex" xmlns:cx4="http://schemas.microsoft.com/office/drawing/2016/5/10/chartex" xmlns:cx5="http://schemas.microsoft.com/office/drawing/2016/5/11/chartex" xmlns:cx6="http://schemas.microsoft.com/office/drawing/2016/5/12/chartex" xmlns:cx7="http://schemas.microsoft.com/office/drawing/2016/5/13/chartex" xmlns:cx8="http://schemas.microsoft.com/office/drawing/2016/5/14/chartex" xmlns:mc="http://schemas.openxmlformats.org/markup-compatibility/2006" xmlns:aink="http://schemas.microsoft.com/office/drawing/2016/ink" xmlns:am3d="http://schemas.microsoft.com/office/drawing/2017/model3d" xmlns:o="urn:schemas-microsoft-com:office:office" xmlns:oel="http://schemas.microsoft.com/office/2019/extlst" xmlns:r="http://schemas.openxmlformats.org/officeDocument/2006/relationships" xmlns:m="http://schemas.openxmlformats.org/officeDocument/2006/math" xmlns:v="urn:schemas-microsoft-com:vml" xmlns:wp14="http://schemas.microsoft.com/office/word/2010/wordprocessingDrawing" xmlns:wp="http://schemas.openxmlformats.org/drawingml/2006/wordprocessingDrawing" xmlns:w10="urn:schemas-microsoft-com:office:word" xmlns:w="http://schemas.openxmlformats.org/wordprocessingml/2006/main" xmlns:w14="http://schemas.microsoft.com/office/word/2010/wordml" xmlns:w15="http://schemas.microsoft.com/office/word/2012/wordml" xmlns:w16cex="http://schemas.microsoft.com/office/word/2018/wordml/cex" xmlns:w16cid="http://schemas.microsoft.com/office/word/2016/wordml/cid" xmlns:w16="http://schemas.microsoft.com/office/word/2018/wordml" xmlns:w16du="http://schemas.microsoft.com/office/word/2023/wordml/word16du" xmlns:w16sdtdh="http://schemas.microsoft.com/office/word/2020/wordml/sdtdatahash" xmlns:w16sdtfl="http://schemas.microsoft.com/office/word/2024/wordml/sdtformatlock" xmlns:w16se="http://schemas.microsoft.com/office/word/2015/wordml/symex" xmlns:wpg="http://schemas.microsoft.com/office/word/2010/wordprocessingGroup" xmlns:wpi="http://schemas.microsoft.com/office/word/2010/wordprocessingInk" xmlns:wne="http://schemas.microsoft.com/office/word/2006/wordml" xmlns:wps="http://schemas.microsoft.com/office/word/2010/wordprocessingShape" mc:Ignorable="w14 w15 w16se w16cid w16 w16cex w16sdtdh w16sdtfl w16du wp14">
   <w:p>
     <w:pPr>
       <w:pStyle w:val="Header"/>
@@ -1058,7 +1062,7 @@
 </file>
 
 <file path=word/header2.xml><?xml version="1.0" encoding="utf-8"?>
-<w:hdr xmlns:wpc="http://schemas.microsoft.com/office/word/2010/wordprocessingCanvas" xmlns:cx="http://schemas.microsoft.com/office/drawing/2014/chartex" xmlns:cx1="http://schemas.microsoft.com/office/drawing/2015/9/8/chartex" xmlns:cx2="http://schemas.microsoft.com/office/drawing/2015/10/21/chartex" xmlns:cx3="http://schemas.microsoft.com/office/drawing/2016/5/9/chartex" xmlns:cx4="http://schemas.microsoft.com/office/drawing/2016/5/10/chartex" xmlns:cx5="http://schemas.microsoft.com/office/drawing/2016/5/11/chartex" xmlns:cx6="http://schemas.microsoft.com/office/drawing/2016/5/12/chartex" xmlns:cx7="http://schemas.microsoft.com/office/drawing/2016/5/13/chartex" xmlns:cx8="http://schemas.microsoft.com/office/drawing/2016/5/14/chartex" xmlns:mc="http://schemas.openxmlformats.org/markup-compatibility/2006" xmlns:aink="http://schemas.microsoft.com/office/drawing/2016/ink" xmlns:am3d="http://schemas.microsoft.com/office/drawing/2017/model3d" xmlns:o="urn:schemas-microsoft-com:office:office" xmlns:oel="http://schemas.microsoft.com/office/2019/extlst" xmlns:r="http://schemas.openxmlformats.org/officeDocument/2006/relationships" xmlns:m="http://schemas.openxmlformats.org/officeDocument/2006/math" xmlns:v="urn:schemas-microsoft-com:vml" xmlns:wp14="http://schemas.microsoft.com/office/word/2010/wordprocessingDrawing" xmlns:wp="http://schemas.openxmlformats.org/drawingml/2006/wordprocessingDrawing" xmlns:w10="urn:schemas-microsoft-com:office:word" xmlns:w="http://schemas.openxmlformats.org/wordprocessingml/2006/main" xmlns:w14="http://schemas.microsoft.com/office/word/2010/wordml" xmlns:w15="http://schemas.microsoft.com/office/word/2012/wordml" xmlns:w16cex="http://schemas.microsoft.com/office/word/2018/wordml/cex" xmlns:w16cid="http://schemas.microsoft.com/office/word/2016/wordml/cid" xmlns:w16="http://schemas.microsoft.com/office/word/2018/wordml" xmlns:w16sdtdh="http://schemas.microsoft.com/office/word/2020/wordml/sdtdatahash" xmlns:w16se="http://schemas.microsoft.com/office/word/2015/wordml/symex" xmlns:wpg="http://schemas.microsoft.com/office/word/2010/wordprocessingGroup" xmlns:wpi="http://schemas.microsoft.com/office/word/2010/wordprocessingInk" xmlns:wne="http://schemas.microsoft.com/office/word/2006/wordml" xmlns:wps="http://schemas.microsoft.com/office/word/2010/wordprocessingShape" mc:Ignorable="w14 w15 w16se w16cid w16 w16cex w16sdtdh wp14">
+<w:hdr xmlns:wpc="http://schemas.microsoft.com/office/word/2010/wordprocessingCanvas" xmlns:cx="http://schemas.microsoft.com/office/drawing/2014/chartex" xmlns:cx1="http://schemas.microsoft.com/office/drawing/2015/9/8/chartex" xmlns:cx2="http://schemas.microsoft.com/office/drawing/2015/10/21/chartex" xmlns:cx3="http://schemas.microsoft.com/office/drawing/2016/5/9/chartex" xmlns:cx4="http://schemas.microsoft.com/office/drawing/2016/5/10/chartex" xmlns:cx5="http://schemas.microsoft.com/office/drawing/2016/5/11/chartex" xmlns:cx6="http://schemas.microsoft.com/office/drawing/2016/5/12/chartex" xmlns:cx7="http://schemas.microsoft.com/office/drawing/2016/5/13/chartex" xmlns:cx8="http://schemas.microsoft.com/office/drawing/2016/5/14/chartex" xmlns:mc="http://schemas.openxmlformats.org/markup-compatibility/2006" xmlns:aink="http://schemas.microsoft.com/office/drawing/2016/ink" xmlns:am3d="http://schemas.microsoft.com/office/drawing/2017/model3d" xmlns:o="urn:schemas-microsoft-com:office:office" xmlns:oel="http://schemas.microsoft.com/office/2019/extlst" xmlns:r="http://schemas.openxmlformats.org/officeDocument/2006/relationships" xmlns:m="http://schemas.openxmlformats.org/officeDocument/2006/math" xmlns:v="urn:schemas-microsoft-com:vml" xmlns:wp14="http://schemas.microsoft.com/office/word/2010/wordprocessingDrawing" xmlns:wp="http://schemas.openxmlformats.org/drawingml/2006/wordprocessingDrawing" xmlns:w10="urn:schemas-microsoft-com:office:word" xmlns:w="http://schemas.openxmlformats.org/wordprocessingml/2006/main" xmlns:w14="http://schemas.microsoft.com/office/word/2010/wordml" xmlns:w15="http://schemas.microsoft.com/office/word/2012/wordml" xmlns:w16cex="http://schemas.microsoft.com/office/word/2018/wordml/cex" xmlns:w16cid="http://schemas.microsoft.com/office/word/2016/wordml/cid" xmlns:w16="http://schemas.microsoft.com/office/word/2018/wordml" xmlns:w16du="http://schemas.microsoft.com/office/word/2023/wordml/word16du" xmlns:w16sdtdh="http://schemas.microsoft.com/office/word/2020/wordml/sdtdatahash" xmlns:w16sdtfl="http://schemas.microsoft.com/office/word/2024/wordml/sdtformatlock" xmlns:w16se="http://schemas.microsoft.com/office/word/2015/wordml/symex" xmlns:wpg="http://schemas.microsoft.com/office/word/2010/wordprocessingGroup" xmlns:wpi="http://schemas.microsoft.com/office/word/2010/wordprocessingInk" xmlns:wne="http://schemas.microsoft.com/office/word/2006/wordml" xmlns:wps="http://schemas.microsoft.com/office/word/2010/wordprocessingShape" mc:Ignorable="w14 w15 w16se w16cid w16 w16cex w16sdtdh w16sdtfl w16du wp14">
   <w:p>
     <w:pPr>
       <w:pStyle w:val="Header"/>
@@ -1069,7 +1073,7 @@
 </file>
 
 <file path=word/header3.xml><?xml version="1.0" encoding="utf-8"?>
-<w:hdr xmlns:wpc="http://schemas.microsoft.com/office/word/2010/wordprocessingCanvas" xmlns:cx="http://schemas.microsoft.com/office/drawing/2014/chartex" xmlns:cx1="http://schemas.microsoft.com/office/drawing/2015/9/8/chartex" xmlns:cx2="http://schemas.microsoft.com/office/drawing/2015/10/21/chartex" xmlns:cx3="http://schemas.microsoft.com/office/drawing/2016/5/9/chartex" xmlns:cx4="http://schemas.microsoft.com/office/drawing/2016/5/10/chartex" xmlns:cx5="http://schemas.microsoft.com/office/drawing/2016/5/11/chartex" xmlns:cx6="http://schemas.microsoft.com/office/drawing/2016/5/12/chartex" xmlns:cx7="http://schemas.microsoft.com/office/drawing/2016/5/13/chartex" xmlns:cx8="http://schemas.microsoft.com/office/drawing/2016/5/14/chartex" xmlns:mc="http://schemas.openxmlformats.org/markup-compatibility/2006" xmlns:aink="http://schemas.microsoft.com/office/drawing/2016/ink" xmlns:am3d="http://schemas.microsoft.com/office/drawing/2017/model3d" xmlns:o="urn:schemas-microsoft-com:office:office" xmlns:oel="http://schemas.microsoft.com/office/2019/extlst" xmlns:r="http://schemas.openxmlformats.org/officeDocument/2006/relationships" xmlns:m="http://schemas.openxmlformats.org/officeDocument/2006/math" xmlns:v="urn:schemas-microsoft-com:vml" xmlns:wp14="http://schemas.microsoft.com/office/word/2010/wordprocessingDrawing" xmlns:wp="http://schemas.openxmlformats.org/drawingml/2006/wordprocessingDrawing" xmlns:w10="urn:schemas-microsoft-com:office:word" xmlns:w="http://schemas.openxmlformats.org/wordprocessingml/2006/main" xmlns:w14="http://schemas.microsoft.com/office/word/2010/wordml" xmlns:w15="http://schemas.microsoft.com/office/word/2012/wordml" xmlns:w16cex="http://schemas.microsoft.com/office/word/2018/wordml/cex" xmlns:w16cid="http://schemas.microsoft.com/office/word/2016/wordml/cid" xmlns:w16="http://schemas.microsoft.com/office/word/2018/wordml" xmlns:w16sdtdh="http://schemas.microsoft.com/office/word/2020/wordml/sdtdatahash" xmlns:w16se="http://schemas.microsoft.com/office/word/2015/wordml/symex" xmlns:wpg="http://schemas.microsoft.com/office/word/2010/wordprocessingGroup" xmlns:wpi="http://schemas.microsoft.com/office/word/2010/wordprocessingInk" xmlns:wne="http://schemas.microsoft.com/office/word/2006/wordml" xmlns:wps="http://schemas.microsoft.com/office/word/2010/wordprocessingShape" mc:Ignorable="w14 w15 w16se w16cid w16 w16cex w16sdtdh wp14">
+<w:hdr xmlns:wpc="http://schemas.microsoft.com/office/word/2010/wordprocessingCanvas" xmlns:cx="http://schemas.microsoft.com/office/drawing/2014/chartex" xmlns:cx1="http://schemas.microsoft.com/office/drawing/2015/9/8/chartex" xmlns:cx2="http://schemas.microsoft.com/office/drawing/2015/10/21/chartex" xmlns:cx3="http://schemas.microsoft.com/office/drawing/2016/5/9/chartex" xmlns:cx4="http://schemas.microsoft.com/office/drawing/2016/5/10/chartex" xmlns:cx5="http://schemas.microsoft.com/office/drawing/2016/5/11/chartex" xmlns:cx6="http://schemas.microsoft.com/office/drawing/2016/5/12/chartex" xmlns:cx7="http://schemas.microsoft.com/office/drawing/2016/5/13/chartex" xmlns:cx8="http://schemas.microsoft.com/office/drawing/2016/5/14/chartex" xmlns:mc="http://schemas.openxmlformats.org/markup-compatibility/2006" xmlns:aink="http://schemas.microsoft.com/office/drawing/2016/ink" xmlns:am3d="http://schemas.microsoft.com/office/drawing/2017/model3d" xmlns:o="urn:schemas-microsoft-com:office:office" xmlns:oel="http://schemas.microsoft.com/office/2019/extlst" xmlns:r="http://schemas.openxmlformats.org/officeDocument/2006/relationships" xmlns:m="http://schemas.openxmlformats.org/officeDocument/2006/math" xmlns:v="urn:schemas-microsoft-com:vml" xmlns:wp14="http://schemas.microsoft.com/office/word/2010/wordprocessingDrawing" xmlns:wp="http://schemas.openxmlformats.org/drawingml/2006/wordprocessingDrawing" xmlns:w10="urn:schemas-microsoft-com:office:word" xmlns:w="http://schemas.openxmlformats.org/wordprocessingml/2006/main" xmlns:w14="http://schemas.microsoft.com/office/word/2010/wordml" xmlns:w15="http://schemas.microsoft.com/office/word/2012/wordml" xmlns:w16cex="http://schemas.microsoft.com/office/word/2018/wordml/cex" xmlns:w16cid="http://schemas.microsoft.com/office/word/2016/wordml/cid" xmlns:w16="http://schemas.microsoft.com/office/word/2018/wordml" xmlns:w16du="http://schemas.microsoft.com/office/word/2023/wordml/word16du" xmlns:w16sdtdh="http://schemas.microsoft.com/office/word/2020/wordml/sdtdatahash" xmlns:w16sdtfl="http://schemas.microsoft.com/office/word/2024/wordml/sdtformatlock" xmlns:w16se="http://schemas.microsoft.com/office/word/2015/wordml/symex" xmlns:wpg="http://schemas.microsoft.com/office/word/2010/wordprocessingGroup" xmlns:wpi="http://schemas.microsoft.com/office/word/2010/wordprocessingInk" xmlns:wne="http://schemas.microsoft.com/office/word/2006/wordml" xmlns:wps="http://schemas.microsoft.com/office/word/2010/wordprocessingShape" mc:Ignorable="w14 w15 w16se w16cid w16 w16cex w16sdtdh w16sdtfl w16du wp14">
   <w:p>
     <w:pPr>
       <w:pStyle w:val="Header"/>
@@ -1078,7 +1082,7 @@
     <w:r>
       <w:tab/>
       <w:tab/>
-      <w:t>2026-06-17</w:t>
+      <w:t>2026-06-18</w:t>
       <w:br/>
       <w:br/>
     </w:r>
@@ -1095,7 +1099,7 @@
 </file>
 
 <file path=word/numbering.xml><?xml version="1.0" encoding="utf-8"?>
-<w:numbering xmlns:wpc="http://schemas.microsoft.com/office/word/2010/wordprocessingCanvas" xmlns:cx="http://schemas.microsoft.com/office/drawing/2014/chartex" xmlns:cx1="http://schemas.microsoft.com/office/drawing/2015/9/8/chartex" xmlns:cx2="http://schemas.microsoft.com/office/drawing/2015/10/21/chartex" xmlns:cx3="http://schemas.microsoft.com/office/drawing/2016/5/9/chartex" xmlns:cx4="http://schemas.microsoft.com/office/drawing/2016/5/10/chartex" xmlns:cx5="http://schemas.microsoft.com/office/drawing/2016/5/11/chartex" xmlns:cx6="http://schemas.microsoft.com/office/drawing/2016/5/12/chartex" xmlns:cx7="http://schemas.microsoft.com/office/drawing/2016/5/13/chartex" xmlns:cx8="http://schemas.microsoft.com/office/drawing/2016/5/14/chartex" xmlns:mc="http://schemas.openxmlformats.org/markup-compatibility/2006" xmlns:aink="http://schemas.microsoft.com/office/drawing/2016/ink" xmlns:am3d="http://schemas.microsoft.com/office/drawing/2017/model3d" xmlns:o="urn:schemas-microsoft-com:office:office" xmlns:oel="http://schemas.microsoft.com/office/2019/extlst" xmlns:r="http://schemas.openxmlformats.org/officeDocument/2006/relationships" xmlns:m="http://schemas.openxmlformats.org/officeDocument/2006/math" xmlns:v="urn:schemas-microsoft-com:vml" xmlns:wp14="http://schemas.microsoft.com/office/word/2010/wordprocessingDrawing" xmlns:wp="http://schemas.openxmlformats.org/drawingml/2006/wordprocessingDrawing" xmlns:w10="urn:schemas-microsoft-com:office:word" xmlns:w="http://schemas.openxmlformats.org/wordprocessingml/2006/main" xmlns:w14="http://schemas.microsoft.com/office/word/2010/wordml" xmlns:w15="http://schemas.microsoft.com/office/word/2012/wordml" xmlns:w16cex="http://schemas.microsoft.com/office/word/2018/wordml/cex" xmlns:w16cid="http://schemas.microsoft.com/office/word/2016/wordml/cid" xmlns:w16="http://schemas.microsoft.com/office/word/2018/wordml" xmlns:w16sdtdh="http://schemas.microsoft.com/office/word/2020/wordml/sdtdatahash" xmlns:w16se="http://schemas.microsoft.com/office/word/2015/wordml/symex" xmlns:wpg="http://schemas.microsoft.com/office/word/2010/wordprocessingGroup" xmlns:wpi="http://schemas.microsoft.com/office/word/2010/wordprocessingInk" xmlns:wne="http://schemas.microsoft.com/office/word/2006/wordml" xmlns:wps="http://schemas.microsoft.com/office/word/2010/wordprocessingShape" mc:Ignorable="w14 w15 w16se w16cid w16 w16cex w16sdtdh wp14">
+<w:numbering xmlns:wpc="http://schemas.microsoft.com/office/word/2010/wordprocessingCanvas" xmlns:cx="http://schemas.microsoft.com/office/drawing/2014/chartex" xmlns:cx1="http://schemas.microsoft.com/office/drawing/2015/9/8/chartex" xmlns:cx2="http://schemas.microsoft.com/office/drawing/2015/10/21/chartex" xmlns:cx3="http://schemas.microsoft.com/office/drawing/2016/5/9/chartex" xmlns:cx4="http://schemas.microsoft.com/office/drawing/2016/5/10/chartex" xmlns:cx5="http://schemas.microsoft.com/office/drawing/2016/5/11/chartex" xmlns:cx6="http://schemas.microsoft.com/office/drawing/2016/5/12/chartex" xmlns:cx7="http://schemas.microsoft.com/office/drawing/2016/5/13/chartex" xmlns:cx8="http://schemas.microsoft.com/office/drawing/2016/5/14/chartex" xmlns:mc="http://schemas.openxmlformats.org/markup-compatibility/2006" xmlns:aink="http://schemas.microsoft.com/office/drawing/2016/ink" xmlns:am3d="http://schemas.microsoft.com/office/drawing/2017/model3d" xmlns:o="urn:schemas-microsoft-com:office:office" xmlns:oel="http://schemas.microsoft.com/office/2019/extlst" xmlns:r="http://schemas.openxmlformats.org/officeDocument/2006/relationships" xmlns:m="http://schemas.openxmlformats.org/officeDocument/2006/math" xmlns:v="urn:schemas-microsoft-com:vml" xmlns:wp14="http://schemas.microsoft.com/office/word/2010/wordprocessingDrawing" xmlns:wp="http://schemas.openxmlformats.org/drawingml/2006/wordprocessingDrawing" xmlns:w10="urn:schemas-microsoft-com:office:word" xmlns:w="http://schemas.openxmlformats.org/wordprocessingml/2006/main" xmlns:w14="http://schemas.microsoft.com/office/word/2010/wordml" xmlns:w15="http://schemas.microsoft.com/office/word/2012/wordml" xmlns:w16cex="http://schemas.microsoft.com/office/word/2018/wordml/cex" xmlns:w16cid="http://schemas.microsoft.com/office/word/2016/wordml/cid" xmlns:w16="http://schemas.microsoft.com/office/word/2018/wordml" xmlns:w16du="http://schemas.microsoft.com/office/word/2023/wordml/word16du" xmlns:w16sdtdh="http://schemas.microsoft.com/office/word/2020/wordml/sdtdatahash" xmlns:w16sdtfl="http://schemas.microsoft.com/office/word/2024/wordml/sdtformatlock" xmlns:w16se="http://schemas.microsoft.com/office/word/2015/wordml/symex" xmlns:wpg="http://schemas.microsoft.com/office/word/2010/wordprocessingGroup" xmlns:wpi="http://schemas.microsoft.com/office/word/2010/wordprocessingInk" xmlns:wne="http://schemas.microsoft.com/office/word/2006/wordml" xmlns:wps="http://schemas.microsoft.com/office/word/2010/wordprocessingShape" mc:Ignorable="w14 w15 w16se w16cid w16 w16cex w16sdtdh w16sdtfl w16du wp14">
   <w:abstractNum w:abstractNumId="0" w15:restartNumberingAfterBreak="0">
     <w:nsid w:val="FFFFFF7C"/>
     <w:multiLevelType w:val="singleLevel"/>
@@ -1298,7 +1302,7 @@
 </file>
 
 <file path=word/styles.xml><?xml version="1.0" encoding="utf-8"?>
-<w:styles xmlns:mc="http://schemas.openxmlformats.org/markup-compatibility/2006" xmlns:r="http://schemas.openxmlformats.org/officeDocument/2006/relationships" xmlns:w="http://schemas.openxmlformats.org/wordprocessingml/2006/main" xmlns:w14="http://schemas.microsoft.com/office/word/2010/wordml" xmlns:w15="http://schemas.microsoft.com/office/word/2012/wordml" xmlns:w16cex="http://schemas.microsoft.com/office/word/2018/wordml/cex" xmlns:w16cid="http://schemas.microsoft.com/office/word/2016/wordml/cid" xmlns:w16="http://schemas.microsoft.com/office/word/2018/wordml" xmlns:w16sdtdh="http://schemas.microsoft.com/office/word/2020/wordml/sdtdatahash" xmlns:w16se="http://schemas.microsoft.com/office/word/2015/wordml/symex" mc:Ignorable="w14 w15 w16se w16cid w16 w16cex w16sdtdh">
+<w:styles xmlns:mc="http://schemas.openxmlformats.org/markup-compatibility/2006" xmlns:r="http://schemas.openxmlformats.org/officeDocument/2006/relationships" xmlns:w="http://schemas.openxmlformats.org/wordprocessingml/2006/main" xmlns:w14="http://schemas.microsoft.com/office/word/2010/wordml" xmlns:w15="http://schemas.microsoft.com/office/word/2012/wordml" xmlns:w16cex="http://schemas.microsoft.com/office/word/2018/wordml/cex" xmlns:w16cid="http://schemas.microsoft.com/office/word/2016/wordml/cid" xmlns:w16="http://schemas.microsoft.com/office/word/2018/wordml" xmlns:w16du="http://schemas.microsoft.com/office/word/2023/wordml/word16du" xmlns:w16sdtdh="http://schemas.microsoft.com/office/word/2020/wordml/sdtdatahash" xmlns:w16sdtfl="http://schemas.microsoft.com/office/word/2024/wordml/sdtformatlock" xmlns:w16se="http://schemas.microsoft.com/office/word/2015/wordml/symex" mc:Ignorable="w14 w15 w16se w16cid w16 w16cex w16sdtdh w16sdtfl w16du">
   <w:docDefaults>
     <w:rPrDefault>
       <w:rPr>
@@ -2056,7 +2060,7 @@
     <w:link w:val="TitleChar"/>
     <w:uiPriority w:val="10"/>
     <w:qFormat/>
-    <w:rsid w:val="007106C8"/>
+    <w:rsid w:val="00E854FA"/>
     <w:pPr>
       <w:spacing w:after="300" w:line="240" w:lineRule="auto"/>
       <w:contextualSpacing/>
@@ -2066,7 +2070,7 @@
       <w:rFonts w:eastAsiaTheme="majorEastAsia" w:cstheme="majorBidi"/>
       <w:spacing w:val="5"/>
       <w:kern w:val="28"/>
-      <w:sz w:val="52"/>
+      <w:sz w:val="40"/>
       <w:szCs w:val="52"/>
       <w:lang w:val="sv-SE" w:eastAsia="en-US" w:bidi="ar-SA"/>
     </w:rPr>
@@ -2076,12 +2080,12 @@
     <w:basedOn w:val="DefaultParagraphFont"/>
     <w:link w:val="Title"/>
     <w:uiPriority w:val="10"/>
-    <w:rsid w:val="007106C8"/>
+    <w:rsid w:val="00E854FA"/>
     <w:rPr>
       <w:rFonts w:ascii="Times New Roman" w:eastAsiaTheme="majorEastAsia" w:hAnsi="Times New Roman" w:cstheme="majorBidi"/>
       <w:spacing w:val="5"/>
       <w:kern w:val="28"/>
-      <w:sz w:val="52"/>
+      <w:sz w:val="40"/>
       <w:szCs w:val="52"/>
       <w:lang w:val="sv-SE" w:eastAsia="en-US" w:bidi="ar-SA"/>
     </w:rPr>

--- a/klagomål/A 56940-2025 FSC-klagomål.docx
+++ b/klagomål/A 56940-2025 FSC-klagomål.docx
@@ -1082,7 +1082,7 @@
     <w:r>
       <w:tab/>
       <w:tab/>
-      <w:t>2026-06-18</w:t>
+      <w:t>2026-06-19</w:t>
       <w:br/>
       <w:br/>
     </w:r>

--- a/klagomål/A 56940-2025 FSC-klagomål.docx
+++ b/klagomål/A 56940-2025 FSC-klagomål.docx
@@ -1082,7 +1082,7 @@
     <w:r>
       <w:tab/>
       <w:tab/>
-      <w:t>2026-06-19</w:t>
+      <w:t>2026-06-20</w:t>
       <w:br/>
       <w:br/>
     </w:r>

--- a/klagomål/A 56940-2025 FSC-klagomål.docx
+++ b/klagomål/A 56940-2025 FSC-klagomål.docx
@@ -168,38 +168,7 @@
     </w:p>
     <w:p>
       <w:r>
-        <w:t>Detta dokument behandlar höga naturvärden i avverkningsanmälan A 56940-2025 i Mora kommun som inkom 2025-11-17 och omfattar 18,1 ha.</w:t>
-      </w:r>
-    </w:p>
-    <w:p>
-      <w:r>
-        <w:t>Nedan presenteras fynd av naturvårdsarter som gjorts i det avverkningsanmälda området, samt relevanta utdrag ur standarderna för FSC, Chain of Custody, Controlled Wood och PEFC. I BILAGA 1 finns artfakta om rödlistade arter.</w:t>
-      </w:r>
-    </w:p>
-    <w:p>
-      <w:r>
-        <w:t>Vi förväntar oss att ni återkommer med ett skriftligt svar på vårt klagomål och även beskriver vilka korrigerande åtgärder ni satt in för att rätta till identifierade brister i er efterlevnad av den svenska FSC standarden.</w:t>
-      </w:r>
-    </w:p>
-    <w:p>
-      <w:pPr>
-        <w:pStyle w:val="Heading1"/>
-      </w:pPr>
-      <w:r>
-        <w:t>Naturvårdsarter</w:t>
-      </w:r>
-    </w:p>
-    <w:p>
-      <w:r>
-        <w:t>I och inom 22 meter från avverkningsanmälan har följande 11 naturvårdsarter hittats: fläckporing (VU, T), garnlav (VU, T), blågrå svartspik (NT), dropptaggsvamp (NT, T), kolflarnlav (NT, T), mörk kolflarnlav (NT), tallticka (NT, T), vaddporing (NT), vedflamlav (NT), bronshjon (S, T) och mindre märgborre (S, T). Av dessa är 9 rödlistade. För rödlistade arter har rödlistekategorin angivits inom parentes. Arter som är signalarter enligt Skogsstyrelsen har markerats med (S). Typiska arter inom Natura 2000 som är kopplade till skogsekosystem har markerats med (T).</w:t>
-      </w:r>
-    </w:p>
-    <w:p>
-      <w:r>
-        <w:t>De påträffade naturvårdsarterna är ett tydligt kvitto på att det rör sig om en skog med höga naturvärden.</w:t>
-      </w:r>
-      <w:r>
-        <w:t xml:space="preserve"> I Figur 1 visas fyndplatser för naturvårdsarter i området, som finns registrerade på Artportalen.</w:t>
+        <w:t>Detta klagomål behandlar höga naturvärden i avverkningsanmälan A 56940-2025 i Mora kommun som inkom 2025-11-17 och omfattar 18,1 ha.</w:t>
       </w:r>
     </w:p>
     <w:p>
@@ -247,7 +216,84 @@
         <w:spacing w:after="240"/>
       </w:pPr>
       <w:r>
-        <w:t>Figur 1. Fyndplatser för naturvårdsarter i och inom 22 meter från avverkningsanmälan (röd linje). Markörer utan svart kant är placerade på fyndplatsen. Markörer med svart kant är placerade vid sidan av fyndplatsen och har ett svart streck som visar fyndplatsens exakta position. Kartans mittpunktskoordinat är N 6765219, E 433071 i SWEREF 99 TM.</w:t>
+        <w:t>Figur 1. Fyndplatser för naturvårdsarter i och inom 22 meter från avverkningsanmälan. Markörer utan svart kant är placerade på fyndplatsen. Markörer med svart kant är placerade vid sidan av fyndplatsen har ett svart streck som visar fyndplatsens exakta position. Kartans mittpunktskoordinat är N 6765219, E 433071 i SWEREF 99 TM.</w:t>
+      </w:r>
+    </w:p>
+    <w:p>
+      <w:r>
+        <w:t>I och inom 22 meter från avverkningsanmälan finns fynd av 11 naturvårdsarter, varav 9 är rödlistade, 7 är typiska (T) och 2 är signalarter (S): fläckporing (VU, T), garnlav (VU, T), blågrå svartspik (NT), dropptaggsvamp (NT, T), kolflarnlav (NT, T), mörk kolflarnlav (NT), tallticka (NT, T), vaddporing (NT), vedflamlav (NT), bronshjon (S, T) och mindre märgborre (S, T). Se Figur 1.</w:t>
+      </w:r>
+    </w:p>
+    <w:p>
+      <w:r>
+        <w:t>Nedan presenteras relevanta utdrag ur standarderna för FSC, Chain of Custody, Controlled Wood och PEFC.</w:t>
+      </w:r>
+    </w:p>
+    <w:p>
+      <w:r>
+        <w:t>Vi förväntar oss att ni återkommer med ett skriftligt svar på vårt klagomål och även beskriver vilka korrigerande åtgärder ni satt in för att rätta till identifierade brister i er efterlevnad av den svenska FSC standarden.</w:t>
+      </w:r>
+    </w:p>
+    <w:p>
+      <w:pPr>
+        <w:pStyle w:val="Heading1"/>
+      </w:pPr>
+      <w:r>
+        <w:t>Naturvårdsarter och fridlysta arter</w:t>
+      </w:r>
+    </w:p>
+    <w:p>
+      <w:r>
+        <w:t>Nedan följer beskrivningar av de naturvårdsarter och fridlysta arter som har sina livsmiljöer och växtplatser i den avverkningsanmälda skogen. Se även ytterligare artfakta i BILAGA 1. De påträffade naturvårdsarterna är ett tydligt kvitto på att det rör sig om en skog med höga naturvärden.</w:t>
+      </w:r>
+    </w:p>
+    <w:p>
+      <w:r>
+        <w:rPr>
+          <w:b/>
+        </w:rPr>
+        <w:t>Fläckporing (VU)</w:t>
+      </w:r>
+      <w:r>
+        <w:t xml:space="preserve"> är en mycket bra signalart som visar på tallnaturskogar med höga naturvärden. Den är placerad högst upp i Skogsstyrelsens värdepyramid för bedömning av skog med höga naturvärden och indikerar områden som är mer eller mindre opåverkade av skogsbruk och där det funnits en kontinuitet av tallågor i olika nedbrytningsstadier. För att på lång sikt bibehålla livskraftiga populationer i ett område behövs troligen större skyddade områden som tillåter att man upprätthåller en naturlig branddynamik. Fläckporing är typisk art för </w:t>
+      </w:r>
+      <w:r>
+        <w:rPr>
+          <w:i/>
+        </w:rPr>
+        <w:t>9010 Taiga</w:t>
+      </w:r>
+      <w:r>
+        <w:t xml:space="preserve"> (SLU Artdatabanken, 2024; Nitare &amp; Skogsstyrelsen, 2019).</w:t>
+      </w:r>
+    </w:p>
+    <w:p>
+      <w:r>
+        <w:rPr>
+          <w:b/>
+        </w:rPr>
+        <w:t>Garnlav (VU)</w:t>
+      </w:r>
+      <w:r>
+        <w:t xml:space="preserve"> är en utpräglad barrskogsart som ibland kan drapera träden i norrländska grannaturskogar med hög luftfuktighet. Den förekommer även i talldominerade bestånd där den, förutom i trädens grenverk, påträffas hängande över ojämnheter i tallbarken. Arten har minskat starkt i södra och mellersta Sverige och den minskar även i sitt nordliga utbredningsområde. Minskningstakten uppgår till 30 (20–50) % inom 50 år och överstiger gränsvärdet för Sårbar (VU). Orsaken till tillbakagången beror främst på slutavverkningar av naturskogsartade skogar. Bestånd med riklig förekomst bör regelmässigt sparas, vilket även gynnar flera andra sällsynta och rödlistade arter. Garnlav är värdväxt för den mycket sällsynta och akut hotade fjärilen barrskogslavfly (CR) som hör hemma i boreala barrskogar med riklig förekomst av värdväxten. Tidigare kunde arten konstateras årligen på flera platser vid Dala-Floda i Dalarna innan lokalerna kalavverkades. Senaste fyndet i landet av barrskogslavfly är från år 2000 då den påträffades vid Högberget i Sollefteå kommun. Garnlav är typisk art för </w:t>
+      </w:r>
+      <w:r>
+        <w:rPr>
+          <w:i/>
+        </w:rPr>
+        <w:t xml:space="preserve">9010 Taiga </w:t>
+      </w:r>
+      <w:r>
+        <w:t>och</w:t>
+      </w:r>
+      <w:r>
+        <w:rPr>
+          <w:i/>
+        </w:rPr>
+        <w:t xml:space="preserve"> 9070 Trädklädd betesmark</w:t>
+      </w:r>
+      <w:r>
+        <w:t xml:space="preserve"> (SLU Artdatabanken, 2026).</w:t>
       </w:r>
     </w:p>
     <w:p>
@@ -266,10 +312,30 @@
         <w:rPr>
           <w:b/>
         </w:rPr>
-        <w:t>Bronshjon</w:t>
-      </w:r>
-      <w:r>
-        <w:t xml:space="preserve"> är en skalbagge vars larvutveckling sker under grov bark på stammar av döda eller döende barrträd, främst gran, i mindre omfattning tall. Arten är knuten till äldre, naturskogslik granskog med inslag av torkande träd. Bronshjon är typisk art för </w:t>
+        <w:t>Dropptaggsvamp (NT)</w:t>
+      </w:r>
+      <w:r>
+        <w:t xml:space="preserve"> bildar mykorrhiza med tall, främst i barrskog med trädkontinuitet, i magra, torra och ljusöppna lavtallskogar och i barrblandskogar med friskmossor och lingon i fältskiktet. Den totala populationen i landet har minskat och bedöms fortsätta minska till följd av slutavverkningar av tallskog. Det är högst oklart om arten långsiktigt kan etablera och reproducera sig i skogsbestånd som brukas med trakthyggesmetoder, markberedning, gödsling eller föryngring med förädlat plantmaterial. Uppfyller kriterierna för att bli rödlistad på grund av ny kunskap som visar att en större andel av populationen än tidigare bedömt är knuten till kontinuitetsbarrskog. Minskningstakten för den svenska populationen bedöms vara nära gränsvärdet för Sårbar (VU). Dropptaggsvamp är typisk art för </w:t>
+      </w:r>
+      <w:r>
+        <w:rPr>
+          <w:i/>
+        </w:rPr>
+        <w:t xml:space="preserve">9010 Taiga </w:t>
+      </w:r>
+      <w:r>
+        <w:t>(SLU Artdatabanken, 2026).</w:t>
+      </w:r>
+    </w:p>
+    <w:p>
+      <w:r>
+        <w:rPr>
+          <w:b/>
+        </w:rPr>
+        <w:t>Kolflarnlav (NT)</w:t>
+      </w:r>
+      <w:r>
+        <w:t xml:space="preserve"> är brandberoende och växer nästan uteslutande på kolad hård kärnved av tall. Etableringen verkar ske först 100–300 år efter brand och nytt substrat nybildas i mycket begränsad omfattning. Avverkning av tallskog av naturskogskaraktär med spår av återkommande bränder är ett hot och mängden lämplig ved att växa på för arten minskar dels på grund av naturlig nedbrytning men framförallt på grund av att det förstörs i samband med slutavverkningar, gallringar och markberedning. Såväl kolflarnlav som mörk kolflarnlav har glänsande bålfjäll och förekommer främst i tall- och blandbarrskogar av naturskogskaraktär med spår av återkommande bränder. Skogar som dessa hyser höga biologiska värden och bör skyddas. Kolflarnlav är typisk art för </w:t>
       </w:r>
       <w:r>
         <w:rPr>
@@ -278,7 +344,7 @@
         <w:t>9010 Taiga</w:t>
       </w:r>
       <w:r>
-        <w:t xml:space="preserve"> (SLU Artdatabanken, 2025).</w:t>
+        <w:t xml:space="preserve"> (SLU Artdatabanken, 2024).</w:t>
       </w:r>
     </w:p>
     <w:p>
@@ -286,10 +352,21 @@
         <w:rPr>
           <w:b/>
         </w:rPr>
-        <w:t>Dropptaggsvamp (NT)</w:t>
-      </w:r>
-      <w:r>
-        <w:t xml:space="preserve"> bildar mykorrhiza med tall, främst i barrskog med trädkontinuitet, i magra, torra och ljusöppna lavtallskogar och i barrblandskogar med friskmossor och lingon i fältskiktet. Den totala populationen i landet har minskat och bedöms fortsätta minska till följd av slutavverkningar av tallskog. Det är högst oklart om arten långsiktigt kan etablera och reproducera sig i skogsbestånd som brukas med trakthyggesmetoder, markberedning, gödsling eller föryngring med förädlat plantmaterial. Uppfyller kriterierna för att bli rödlistad på grund av ny kunskap som visar att en större andel av populationen än tidigare bedömt är knuten till kontinuitetsbarrskog. Minskningstakten för den svenska populationen bedöms vara nära gränsvärdet för Sårbar (VU). Dropptaggsvamp är typisk art för </w:t>
+        <w:t>Mörk kolflarnlav (NT)</w:t>
+      </w:r>
+      <w:r>
+        <w:t xml:space="preserve"> är brandberoende och växer nästan uteslutande på kolad hård kärnved av tall. Arten förekommer främst i glesa, öppna tall- och blandbarrskogar av naturskogskaraktär och etableringen verkar ske sent efter brand, kanske först efter 100–300 år. Mörk kolflarnlav indikerar skog med höga naturvärden och vanligast är att den påträffas på rester av nedbrunna torrakor och högstubbar och lågstubbar som är så grova att hela innandömet är urbränt. Tall- och blandbarrskogar av naturskogskaraktär med spår av återkommande bränder hyser höga biologiska värden och bör skyddas (SLU Artdatabanken, 2024).</w:t>
+      </w:r>
+    </w:p>
+    <w:p>
+      <w:r>
+        <w:rPr>
+          <w:b/>
+        </w:rPr>
+        <w:t xml:space="preserve">Tallticka (NT) </w:t>
+      </w:r>
+      <w:r>
+        <w:t xml:space="preserve">uppträder först på tallar som är 100–150 år gamla men är vanligast på träd som är runt 150–200 år eller äldre. I skogslandskapet är den främst knuten till tallnaturskogar och restbiotoper med biologiskt gamla träd och signalerar vanligtvis skyddsvärda tallbestånd med höga naturvärden. Tallticka är typisk art för </w:t>
       </w:r>
       <w:r>
         <w:rPr>
@@ -298,7 +375,16 @@
         <w:t xml:space="preserve">9010 Taiga </w:t>
       </w:r>
       <w:r>
-        <w:t>(SLU Artdatabanken, 2026).</w:t>
+        <w:t xml:space="preserve">och </w:t>
+      </w:r>
+      <w:r>
+        <w:rPr>
+          <w:i/>
+        </w:rPr>
+        <w:t>9060 Åsbarrskog</w:t>
+      </w:r>
+      <w:r>
+        <w:t xml:space="preserve"> (SLU Artdatabanken, 2023; Nitare &amp; Skogsstyrelsen, 2019).</w:t>
       </w:r>
     </w:p>
     <w:p>
@@ -306,10 +392,41 @@
         <w:rPr>
           <w:b/>
         </w:rPr>
-        <w:t>Fläckporing (VU)</w:t>
-      </w:r>
-      <w:r>
-        <w:t xml:space="preserve"> är en mycket bra signalart som visar på tallnaturskogar med höga naturvärden. Den är placerad högst upp i Skogsstyrelsens värdepyramid för bedömning av skog med höga naturvärden och indikerar områden som är mer eller mindre opåverkade av skogsbruk och där det funnits en kontinuitet av tallågor i olika nedbrytningsstadier. För att på lång sikt bibehålla livskraftiga populationer i ett område behövs troligen större skyddade områden som tillåter att man upprätthåller en naturlig branddynamik. Fläckporing är typisk art för </w:t>
+        <w:t xml:space="preserve">Vaddporing (NT) </w:t>
+      </w:r>
+      <w:r>
+        <w:t>är en brunrötande vednedbrytare som hittas på undersidan av liggande murken tallved i olika former. Substratet utgörs framför allt av den typ av hård, kådimpregnerad och ofta kolad tallved som skapas i brandpräglad skog. Vedtypen nybildas i mycket liten omfattning och det är sannolikt att arten upplever en utdöendeskuld. För att garantera artens fortlevnad bör man både säkra att artens växtplatser hålls intakta samt att långsiktigt säkerställa att ny ved tillkommer, allra helst i omedelbar anslutning till artens växtplatser. Skoglig gallring och annat uttag av virke innebär ett hot mot arten (SLU Artdatabanken, 2024).</w:t>
+      </w:r>
+    </w:p>
+    <w:p>
+      <w:r>
+        <w:rPr>
+          <w:b/>
+        </w:rPr>
+        <w:t>Vedflamlav (NT)</w:t>
+      </w:r>
+      <w:r>
+        <w:t xml:space="preserve"> växer på gammal hård och torr, exponerad kärnved av tall, främst på högstubbar i ljusöppna lägen, t.ex. vid och på myrar, sjökanter, i glesa hällmarkskogar och i brandpräglade tallnaturskogar. Substratet nyskapas i begränsad omfattning och arten är en utmärkt indikator på höga naturvärden i denna skogstyp. Tall- och barrblandskogar med naturskogskaraktär och spår av bränder har ofta höga biologiska värden och bör skyddas. På vedflamlavens bål kan den sällsynta spiklaven/parasiten </w:t>
+      </w:r>
+      <w:r>
+        <w:rPr>
+          <w:i/>
+        </w:rPr>
+        <w:t>Calicium ramboldiicola</w:t>
+      </w:r>
+      <w:r>
+        <w:t xml:space="preserve"> (VU) påträffas (SLU Artdatabanken, 2026).</w:t>
+      </w:r>
+    </w:p>
+    <w:p>
+      <w:r>
+        <w:rPr>
+          <w:b/>
+        </w:rPr>
+        <w:t>Bronshjon</w:t>
+      </w:r>
+      <w:r>
+        <w:t xml:space="preserve"> är en skalbagge vars larvutveckling sker under grov bark på stammar av döda eller döende barrträd, främst gran, i mindre omfattning tall. Arten är knuten till äldre, naturskogslik granskog med inslag av torkande träd. Bronshjon är typisk art för </w:t>
       </w:r>
       <w:r>
         <w:rPr>
@@ -318,56 +435,7 @@
         <w:t>9010 Taiga</w:t>
       </w:r>
       <w:r>
-        <w:t xml:space="preserve"> (SLU Artdatabanken, 2024; Nitare &amp; Skogsstyrelsen, 2019).</w:t>
-      </w:r>
-    </w:p>
-    <w:p>
-      <w:r>
-        <w:rPr>
-          <w:b/>
-        </w:rPr>
-        <w:t>Garnlav (VU)</w:t>
-      </w:r>
-      <w:r>
-        <w:t xml:space="preserve"> är en utpräglad barrskogsart som ibland kan drapera träden i norrländska grannaturskogar med hög luftfuktighet. Den förekommer även i talldominerade bestånd där den, förutom i trädens grenverk, påträffas hängande över ojämnheter i tallbarken. Arten har minskat starkt i södra och mellersta Sverige och den minskar även i sitt nordliga utbredningsområde. Minskningstakten uppgår till 30 (20–50) % inom 50 år och överstiger gränsvärdet för Sårbar (VU). Orsaken till tillbakagången beror främst på slutavverkningar av naturskogsartade skogar. Bestånd med riklig förekomst bör regelmässigt sparas, vilket även gynnar flera andra sällsynta och rödlistade arter. Garnlav är värdväxt för den mycket sällsynta och akut hotade fjärilen barrskogslavfly (CR) som hör hemma i boreala barrskogar med riklig förekomst av värdväxten. Tidigare kunde arten konstateras årligen på flera platser vid Dala-Floda i Dalarna innan lokalerna kalavverkades. Senaste fyndet i landet av barrskogslavfly är från år 2000 då den påträffades vid Högberget i Sollefteå kommun. Garnlav är typisk art för </w:t>
-      </w:r>
-      <w:r>
-        <w:rPr>
-          <w:i/>
-        </w:rPr>
-        <w:t xml:space="preserve">9010 Taiga </w:t>
-      </w:r>
-      <w:r>
-        <w:t>och</w:t>
-      </w:r>
-      <w:r>
-        <w:rPr>
-          <w:i/>
-        </w:rPr>
-        <w:t xml:space="preserve"> 9070 Trädklädd betesmark</w:t>
-      </w:r>
-      <w:r>
-        <w:t xml:space="preserve"> (SLU Artdatabanken, 2026).</w:t>
-      </w:r>
-    </w:p>
-    <w:p>
-      <w:r>
-        <w:rPr>
-          <w:b/>
-        </w:rPr>
-        <w:t>Kolflarnlav (NT)</w:t>
-      </w:r>
-      <w:r>
-        <w:t xml:space="preserve"> är brandberoende och växer nästan uteslutande på kolad hård kärnved av tall. Etableringen verkar ske först 100–300 år efter brand och nytt substrat nybildas i mycket begränsad omfattning. Avverkning av tallskog av naturskogskaraktär med spår av återkommande bränder är ett hot och mängden lämplig ved att växa på för arten minskar dels på grund av naturlig nedbrytning men framförallt på grund av att det förstörs i samband med slutavverkningar, gallringar och markberedning. Såväl kolflarnlav som mörk kolflarnlav har glänsande bålfjäll och förekommer främst i tall- och blandbarrskogar av naturskogskaraktär med spår av återkommande bränder. Skogar som dessa hyser höga biologiska värden och bör skyddas. Kolflarnlav är typisk art för </w:t>
-      </w:r>
-      <w:r>
-        <w:rPr>
-          <w:i/>
-        </w:rPr>
-        <w:t>9010 Taiga</w:t>
-      </w:r>
-      <w:r>
-        <w:t xml:space="preserve"> (SLU Artdatabanken, 2024).</w:t>
+        <w:t xml:space="preserve"> (SLU Artdatabanken, 2025).</w:t>
       </w:r>
     </w:p>
     <w:p>
@@ -397,77 +465,6 @@
       </w:r>
       <w:r>
         <w:t xml:space="preserve"> (SLU Artdatabanken, 2026; Pettersson, 2014; Hedgren, 2012; Gunnarsson m fl., 1999).</w:t>
-      </w:r>
-    </w:p>
-    <w:p>
-      <w:r>
-        <w:rPr>
-          <w:b/>
-        </w:rPr>
-        <w:t>Mörk kolflarnlav (NT)</w:t>
-      </w:r>
-      <w:r>
-        <w:t xml:space="preserve"> är brandberoende och växer nästan uteslutande på kolad hård kärnved av tall. Arten förekommer främst i glesa, öppna tall- och blandbarrskogar av naturskogskaraktär och etableringen verkar ske sent efter brand, kanske först efter 100–300 år. Mörk kolflarnlav indikerar skog med höga naturvärden och vanligast är att den påträffas på rester av nedbrunna torrakor och högstubbar och lågstubbar som är så grova att hela innandömet är urbränt. Tall- och blandbarrskogar av naturskogskaraktär med spår av återkommande bränder hyser höga biologiska värden och bör skyddas (SLU Artdatabanken, 2024).</w:t>
-      </w:r>
-    </w:p>
-    <w:p>
-      <w:r>
-        <w:rPr>
-          <w:b/>
-        </w:rPr>
-        <w:t xml:space="preserve">Tallticka (NT) </w:t>
-      </w:r>
-      <w:r>
-        <w:t xml:space="preserve">uppträder först på tallar som är 100–150 år gamla men är vanligast på träd som är runt 150–200 år eller äldre. I skogslandskapet är den främst knuten till tallnaturskogar och restbiotoper med biologiskt gamla träd och signalerar vanligtvis skyddsvärda tallbestånd med höga naturvärden. Tallticka är typisk art för </w:t>
-      </w:r>
-      <w:r>
-        <w:rPr>
-          <w:i/>
-        </w:rPr>
-        <w:t xml:space="preserve">9010 Taiga </w:t>
-      </w:r>
-      <w:r>
-        <w:t xml:space="preserve">och </w:t>
-      </w:r>
-      <w:r>
-        <w:rPr>
-          <w:i/>
-        </w:rPr>
-        <w:t>9060 Åsbarrskog</w:t>
-      </w:r>
-      <w:r>
-        <w:t xml:space="preserve"> (SLU Artdatabanken, 2023; Nitare &amp; Skogsstyrelsen, 2019).</w:t>
-      </w:r>
-    </w:p>
-    <w:p>
-      <w:r>
-        <w:rPr>
-          <w:b/>
-        </w:rPr>
-        <w:t xml:space="preserve">Vaddporing (NT) </w:t>
-      </w:r>
-      <w:r>
-        <w:t>är en brunrötande vednedbrytare som hittas på undersidan av liggande murken tallved i olika former. Substratet utgörs framför allt av den typ av hård, kådimpregnerad och ofta kolad tallved som skapas i brandpräglad skog. Vedtypen nybildas i mycket liten omfattning och det är sannolikt att arten upplever en utdöendeskuld. För att garantera artens fortlevnad bör man både säkra att artens växtplatser hålls intakta samt att långsiktigt säkerställa att ny ved tillkommer, allra helst i omedelbar anslutning till artens växtplatser. Skoglig gallring och annat uttag av virke innebär ett hot mot arten (SLU Artdatabanken, 2024).</w:t>
-      </w:r>
-    </w:p>
-    <w:p>
-      <w:r>
-        <w:rPr>
-          <w:b/>
-        </w:rPr>
-        <w:t>Vedflamlav (NT)</w:t>
-      </w:r>
-      <w:r>
-        <w:t xml:space="preserve"> växer på gammal hård och torr, exponerad kärnved av tall, främst på högstubbar i ljusöppna lägen, t.ex. vid och på myrar, sjökanter, i glesa hällmarkskogar och i brandpräglade tallnaturskogar. Substratet nyskapas i begränsad omfattning och arten är en utmärkt indikator på höga naturvärden i denna skogstyp. Tall- och barrblandskogar med naturskogskaraktär och spår av bränder har ofta höga biologiska värden och bör skyddas. På vedflamlavens bål kan den sällsynta spiklaven/parasiten </w:t>
-      </w:r>
-      <w:r>
-        <w:rPr>
-          <w:i/>
-        </w:rPr>
-        <w:t>Calicium ramboldiicola</w:t>
-      </w:r>
-      <w:r>
-        <w:t xml:space="preserve"> (VU) påträffas (SLU Artdatabanken, 2026).</w:t>
       </w:r>
     </w:p>
     <w:p>
@@ -1082,7 +1079,7 @@
     <w:r>
       <w:tab/>
       <w:tab/>
-      <w:t>2026-06-20</w:t>
+      <w:t>2026-06-21</w:t>
       <w:br/>
       <w:br/>
     </w:r>

--- a/klagomål/A 56940-2025 FSC-klagomål.docx
+++ b/klagomål/A 56940-2025 FSC-klagomål.docx
@@ -1079,7 +1079,7 @@
     <w:r>
       <w:tab/>
       <w:tab/>
-      <w:t>2026-06-21</w:t>
+      <w:t>2026-06-22</w:t>
       <w:br/>
       <w:br/>
     </w:r>

--- a/klagomål/A 56940-2025 FSC-klagomål.docx
+++ b/klagomål/A 56940-2025 FSC-klagomål.docx
@@ -1079,7 +1079,7 @@
     <w:r>
       <w:tab/>
       <w:tab/>
-      <w:t>2026-06-22</w:t>
+      <w:t>2026-06-23</w:t>
       <w:br/>
       <w:br/>
     </w:r>

--- a/klagomål/A 56940-2025 FSC-klagomål.docx
+++ b/klagomål/A 56940-2025 FSC-klagomål.docx
@@ -1079,7 +1079,7 @@
     <w:r>
       <w:tab/>
       <w:tab/>
-      <w:t>2026-06-23</w:t>
+      <w:t>2026-06-24</w:t>
       <w:br/>
       <w:br/>
     </w:r>

--- a/klagomål/A 56940-2025 FSC-klagomål.docx
+++ b/klagomål/A 56940-2025 FSC-klagomål.docx
@@ -1079,7 +1079,7 @@
     <w:r>
       <w:tab/>
       <w:tab/>
-      <w:t>2026-06-24</w:t>
+      <w:t>2026-06-25</w:t>
       <w:br/>
       <w:br/>
     </w:r>

--- a/klagomål/A 56940-2025 FSC-klagomål.docx
+++ b/klagomål/A 56940-2025 FSC-klagomål.docx
@@ -1079,7 +1079,7 @@
     <w:r>
       <w:tab/>
       <w:tab/>
-      <w:t>2026-06-25</w:t>
+      <w:t>2026-06-26</w:t>
       <w:br/>
       <w:br/>
     </w:r>

--- a/klagomål/A 56940-2025 FSC-klagomål.docx
+++ b/klagomål/A 56940-2025 FSC-klagomål.docx
@@ -1079,7 +1079,7 @@
     <w:r>
       <w:tab/>
       <w:tab/>
-      <w:t>2026-06-26</w:t>
+      <w:t>2026-06-27</w:t>
       <w:br/>
       <w:br/>
     </w:r>

--- a/klagomål/A 56940-2025 FSC-klagomål.docx
+++ b/klagomål/A 56940-2025 FSC-klagomål.docx
@@ -1079,7 +1079,7 @@
     <w:r>
       <w:tab/>
       <w:tab/>
-      <w:t>2026-06-27</w:t>
+      <w:t>2026-06-28</w:t>
       <w:br/>
       <w:br/>
     </w:r>

--- a/klagomål/A 56940-2025 FSC-klagomål.docx
+++ b/klagomål/A 56940-2025 FSC-klagomål.docx
@@ -1079,7 +1079,7 @@
     <w:r>
       <w:tab/>
       <w:tab/>
-      <w:t>2026-06-28</w:t>
+      <w:t>2026-06-29</w:t>
       <w:br/>
       <w:br/>
     </w:r>

--- a/klagomål/A 56940-2025 FSC-klagomål.docx
+++ b/klagomål/A 56940-2025 FSC-klagomål.docx
@@ -1079,7 +1079,7 @@
     <w:r>
       <w:tab/>
       <w:tab/>
-      <w:t>2026-06-29</w:t>
+      <w:t>2026-06-30</w:t>
       <w:br/>
       <w:br/>
     </w:r>

--- a/klagomål/A 56940-2025 FSC-klagomål.docx
+++ b/klagomål/A 56940-2025 FSC-klagomål.docx
@@ -1079,7 +1079,7 @@
     <w:r>
       <w:tab/>
       <w:tab/>
-      <w:t>2026-06-30</w:t>
+      <w:t>2026-07-01</w:t>
       <w:br/>
       <w:br/>
     </w:r>

--- a/klagomål/A 56940-2025 FSC-klagomål.docx
+++ b/klagomål/A 56940-2025 FSC-klagomål.docx
@@ -1079,7 +1079,7 @@
     <w:r>
       <w:tab/>
       <w:tab/>
-      <w:t>2026-07-01</w:t>
+      <w:t>2026-07-02</w:t>
       <w:br/>
       <w:br/>
     </w:r>

--- a/klagomål/A 56940-2025 FSC-klagomål.docx
+++ b/klagomål/A 56940-2025 FSC-klagomål.docx
@@ -1079,7 +1079,7 @@
     <w:r>
       <w:tab/>
       <w:tab/>
-      <w:t>2026-07-13</w:t>
+      <w:t>2026-07-14</w:t>
       <w:br/>
       <w:br/>
     </w:r>

--- a/klagomål/A 56940-2025 FSC-klagomål.docx
+++ b/klagomål/A 56940-2025 FSC-klagomål.docx
@@ -1079,7 +1079,7 @@
     <w:r>
       <w:tab/>
       <w:tab/>
-      <w:t>2026-07-14</w:t>
+      <w:t>2026-07-15</w:t>
       <w:br/>
       <w:br/>
     </w:r>

--- a/klagomål/A 56940-2025 FSC-klagomål.docx
+++ b/klagomål/A 56940-2025 FSC-klagomål.docx
@@ -1079,7 +1079,7 @@
     <w:r>
       <w:tab/>
       <w:tab/>
-      <w:t>2026-07-15</w:t>
+      <w:t>2026-07-16</w:t>
       <w:br/>
       <w:br/>
     </w:r>

--- a/klagomål/A 56940-2025 FSC-klagomål.docx
+++ b/klagomål/A 56940-2025 FSC-klagomål.docx
@@ -1079,7 +1079,7 @@
     <w:r>
       <w:tab/>
       <w:tab/>
-      <w:t>2026-07-16</w:t>
+      <w:t>2026-07-17</w:t>
       <w:br/>
       <w:br/>
     </w:r>

--- a/klagomål/A 56940-2025 FSC-klagomål.docx
+++ b/klagomål/A 56940-2025 FSC-klagomål.docx
@@ -1079,7 +1079,7 @@
     <w:r>
       <w:tab/>
       <w:tab/>
-      <w:t>2026-07-17</w:t>
+      <w:t>2026-07-18</w:t>
       <w:br/>
       <w:br/>
     </w:r>

--- a/klagomål/A 56940-2025 FSC-klagomål.docx
+++ b/klagomål/A 56940-2025 FSC-klagomål.docx
@@ -1079,7 +1079,7 @@
     <w:r>
       <w:tab/>
       <w:tab/>
-      <w:t>2026-07-18</w:t>
+      <w:t>2026-07-19</w:t>
       <w:br/>
       <w:br/>
     </w:r>

--- a/klagomål/A 56940-2025 FSC-klagomål.docx
+++ b/klagomål/A 56940-2025 FSC-klagomål.docx
@@ -1079,7 +1079,7 @@
     <w:r>
       <w:tab/>
       <w:tab/>
-      <w:t>2026-07-19</w:t>
+      <w:t>2026-07-20</w:t>
       <w:br/>
       <w:br/>
     </w:r>

--- a/klagomål/A 56940-2025 FSC-klagomål.docx
+++ b/klagomål/A 56940-2025 FSC-klagomål.docx
@@ -1079,7 +1079,7 @@
     <w:r>
       <w:tab/>
       <w:tab/>
-      <w:t>2026-07-20</w:t>
+      <w:t>2026-07-21</w:t>
       <w:br/>
       <w:br/>
     </w:r>

--- a/klagomål/A 56940-2025 FSC-klagomål.docx
+++ b/klagomål/A 56940-2025 FSC-klagomål.docx
@@ -1079,7 +1079,7 @@
     <w:r>
       <w:tab/>
       <w:tab/>
-      <w:t>2026-07-21</w:t>
+      <w:t>2026-07-22</w:t>
       <w:br/>
       <w:br/>
     </w:r>

--- a/klagomål/A 56940-2025 FSC-klagomål.docx
+++ b/klagomål/A 56940-2025 FSC-klagomål.docx
@@ -1079,7 +1079,7 @@
     <w:r>
       <w:tab/>
       <w:tab/>
-      <w:t>2026-07-22</w:t>
+      <w:t>2026-07-23</w:t>
       <w:br/>
       <w:br/>
     </w:r>

--- a/klagomål/A 56940-2025 FSC-klagomål.docx
+++ b/klagomål/A 56940-2025 FSC-klagomål.docx
@@ -1079,7 +1079,7 @@
     <w:r>
       <w:tab/>
       <w:tab/>
-      <w:t>2026-07-23</w:t>
+      <w:t>2026-07-24</w:t>
       <w:br/>
       <w:br/>
     </w:r>

--- a/klagomål/A 56940-2025 FSC-klagomål.docx
+++ b/klagomål/A 56940-2025 FSC-klagomål.docx
@@ -1079,7 +1079,7 @@
     <w:r>
       <w:tab/>
       <w:tab/>
-      <w:t>2026-07-24</w:t>
+      <w:t>2026-07-25</w:t>
       <w:br/>
       <w:br/>
     </w:r>

--- a/klagomål/A 56940-2025 FSC-klagomål.docx
+++ b/klagomål/A 56940-2025 FSC-klagomål.docx
@@ -1079,7 +1079,7 @@
     <w:r>
       <w:tab/>
       <w:tab/>
-      <w:t>2026-07-25</w:t>
+      <w:t>2026-07-26</w:t>
       <w:br/>
       <w:br/>
     </w:r>

--- a/klagomål/A 56940-2025 FSC-klagomål.docx
+++ b/klagomål/A 56940-2025 FSC-klagomål.docx
@@ -1079,7 +1079,7 @@
     <w:r>
       <w:tab/>
       <w:tab/>
-      <w:t>2026-07-26</w:t>
+      <w:t>2026-07-27</w:t>
       <w:br/>
       <w:br/>
     </w:r>

--- a/klagomål/A 56940-2025 FSC-klagomål.docx
+++ b/klagomål/A 56940-2025 FSC-klagomål.docx
@@ -1079,7 +1079,7 @@
     <w:r>
       <w:tab/>
       <w:tab/>
-      <w:t>2026-07-27</w:t>
+      <w:t>2026-07-28</w:t>
       <w:br/>
       <w:br/>
     </w:r>

--- a/klagomål/A 56940-2025 FSC-klagomål.docx
+++ b/klagomål/A 56940-2025 FSC-klagomål.docx
@@ -1079,7 +1079,7 @@
     <w:r>
       <w:tab/>
       <w:tab/>
-      <w:t>2026-07-28</w:t>
+      <w:t>2026-07-29</w:t>
       <w:br/>
       <w:br/>
     </w:r>

--- a/klagomål/A 56940-2025 FSC-klagomål.docx
+++ b/klagomål/A 56940-2025 FSC-klagomål.docx
@@ -1079,7 +1079,7 @@
     <w:r>
       <w:tab/>
       <w:tab/>
-      <w:t>2026-07-29</w:t>
+      <w:t>2026-07-30</w:t>
       <w:br/>
       <w:br/>
     </w:r>

--- a/klagomål/A 56940-2025 FSC-klagomål.docx
+++ b/klagomål/A 56940-2025 FSC-klagomål.docx
@@ -1079,7 +1079,7 @@
     <w:r>
       <w:tab/>
       <w:tab/>
-      <w:t>2026-07-30</w:t>
+      <w:t>2026-07-31</w:t>
       <w:br/>
       <w:br/>
     </w:r>

--- a/klagomål/A 56940-2025 FSC-klagomål.docx
+++ b/klagomål/A 56940-2025 FSC-klagomål.docx
@@ -1079,7 +1079,7 @@
     <w:r>
       <w:tab/>
       <w:tab/>
-      <w:t>2026-07-31</w:t>
+      <w:t>2026-08-01</w:t>
       <w:br/>
       <w:br/>
     </w:r>

--- a/klagomål/A 56940-2025 FSC-klagomål.docx
+++ b/klagomål/A 56940-2025 FSC-klagomål.docx
@@ -1079,7 +1079,7 @@
     <w:r>
       <w:tab/>
       <w:tab/>
-      <w:t>2026-08-01</w:t>
+      <w:t>2026-08-02</w:t>
       <w:br/>
       <w:br/>
     </w:r>

--- a/klagomål/A 56940-2025 FSC-klagomål.docx
+++ b/klagomål/A 56940-2025 FSC-klagomål.docx
@@ -1079,7 +1079,7 @@
     <w:r>
       <w:tab/>
       <w:tab/>
-      <w:t>2026-08-02</w:t>
+      <w:t>2026-08-03</w:t>
       <w:br/>
       <w:br/>
     </w:r>

--- a/klagomål/A 56940-2025 FSC-klagomål.docx
+++ b/klagomål/A 56940-2025 FSC-klagomål.docx
@@ -1079,7 +1079,7 @@
     <w:r>
       <w:tab/>
       <w:tab/>
-      <w:t>2026-08-03</w:t>
+      <w:t>2026-08-05</w:t>
       <w:br/>
       <w:br/>
     </w:r>

--- a/klagomål/A 56940-2025 FSC-klagomål.docx
+++ b/klagomål/A 56940-2025 FSC-klagomål.docx
@@ -1079,7 +1079,7 @@
     <w:r>
       <w:tab/>
       <w:tab/>
-      <w:t>2026-08-05</w:t>
+      <w:t>2026-08-07</w:t>
       <w:br/>
       <w:br/>
     </w:r>

--- a/klagomål/A 56940-2025 FSC-klagomål.docx
+++ b/klagomål/A 56940-2025 FSC-klagomål.docx
@@ -1079,7 +1079,7 @@
     <w:r>
       <w:tab/>
       <w:tab/>
-      <w:t>2026-08-07</w:t>
+      <w:t>2026-08-08</w:t>
       <w:br/>
       <w:br/>
     </w:r>

--- a/klagomål/A 56940-2025 FSC-klagomål.docx
+++ b/klagomål/A 56940-2025 FSC-klagomål.docx
@@ -216,7 +216,7 @@
         <w:spacing w:after="240"/>
       </w:pPr>
       <w:r>
-        <w:t>Figur 1. Fyndplatser för naturvårdsarter i och inom 22 meter från avverkningsanmälan. Markörer utan svart kant är placerade på fyndplatsen. Markörer med svart kant är placerade vid sidan av fyndplatsen har ett svart streck som visar fyndplatsens exakta position. Kartans mittpunktskoordinat är N 6765219, E 433071 i SWEREF 99 TM.</w:t>
+        <w:t>Figur 1. Fyndplatser för naturvårdsarter i och inom 22 meter från avverkningsanmälan. Markörer utan svart kant är placerade på fyndplatsen. Markörer med svart kant är placerade vid sidan av fyndplatsen och har ett svart streck som visar fyndplatsens exakta position. Kartans mittpunktskoordinat är N 6765219, E 433071 i SWEREF 99 TM.</w:t>
       </w:r>
     </w:p>
     <w:p>
@@ -1079,7 +1079,7 @@
     <w:r>
       <w:tab/>
       <w:tab/>
-      <w:t>2026-08-14</w:t>
+      <w:t>2026-08-15</w:t>
       <w:br/>
       <w:br/>
     </w:r>

--- a/klagomål/A 56940-2025 FSC-klagomål.docx
+++ b/klagomål/A 56940-2025 FSC-klagomål.docx
@@ -1079,7 +1079,7 @@
     <w:r>
       <w:tab/>
       <w:tab/>
-      <w:t>2026-08-15</w:t>
+      <w:t>2026-08-16</w:t>
       <w:br/>
       <w:br/>
     </w:r>

--- a/klagomål/A 56940-2025 FSC-klagomål.docx
+++ b/klagomål/A 56940-2025 FSC-klagomål.docx
@@ -1079,7 +1079,7 @@
     <w:r>
       <w:tab/>
       <w:tab/>
-      <w:t>2026-08-16</w:t>
+      <w:t>2026-08-17</w:t>
       <w:br/>
       <w:br/>
     </w:r>

--- a/klagomål/A 56940-2025 FSC-klagomål.docx
+++ b/klagomål/A 56940-2025 FSC-klagomål.docx
@@ -1079,7 +1079,7 @@
     <w:r>
       <w:tab/>
       <w:tab/>
-      <w:t>2026-08-17</w:t>
+      <w:t>2026-08-18</w:t>
       <w:br/>
       <w:br/>
     </w:r>

--- a/klagomål/A 56940-2025 FSC-klagomål.docx
+++ b/klagomål/A 56940-2025 FSC-klagomål.docx
@@ -1079,7 +1079,7 @@
     <w:r>
       <w:tab/>
       <w:tab/>
-      <w:t>2026-08-18</w:t>
+      <w:t>2026-08-19</w:t>
       <w:br/>
       <w:br/>
     </w:r>

--- a/klagomål/A 56940-2025 FSC-klagomål.docx
+++ b/klagomål/A 56940-2025 FSC-klagomål.docx
@@ -1079,7 +1079,7 @@
     <w:r>
       <w:tab/>
       <w:tab/>
-      <w:t>2026-08-19</w:t>
+      <w:t>2026-08-20</w:t>
       <w:br/>
       <w:br/>
     </w:r>

--- a/klagomål/A 56940-2025 FSC-klagomål.docx
+++ b/klagomål/A 56940-2025 FSC-klagomål.docx
@@ -1079,7 +1079,7 @@
     <w:r>
       <w:tab/>
       <w:tab/>
-      <w:t>2026-08-20</w:t>
+      <w:t>2026-08-21</w:t>
       <w:br/>
       <w:br/>
     </w:r>

--- a/klagomål/A 56940-2025 FSC-klagomål.docx
+++ b/klagomål/A 56940-2025 FSC-klagomål.docx
@@ -1079,7 +1079,7 @@
     <w:r>
       <w:tab/>
       <w:tab/>
-      <w:t>2026-08-21</w:t>
+      <w:t>2026-08-22</w:t>
       <w:br/>
       <w:br/>
     </w:r>

--- a/klagomål/A 56940-2025 FSC-klagomål.docx
+++ b/klagomål/A 56940-2025 FSC-klagomål.docx
@@ -1079,7 +1079,7 @@
     <w:r>
       <w:tab/>
       <w:tab/>
-      <w:t>2026-08-22</w:t>
+      <w:t>2026-08-23</w:t>
       <w:br/>
       <w:br/>
     </w:r>

--- a/klagomål/A 56940-2025 FSC-klagomål.docx
+++ b/klagomål/A 56940-2025 FSC-klagomål.docx
@@ -1079,7 +1079,7 @@
     <w:r>
       <w:tab/>
       <w:tab/>
-      <w:t>2026-08-23</w:t>
+      <w:t>2026-08-24</w:t>
       <w:br/>
       <w:br/>
     </w:r>

--- a/klagomål/A 56940-2025 FSC-klagomål.docx
+++ b/klagomål/A 56940-2025 FSC-klagomål.docx
@@ -1079,7 +1079,7 @@
     <w:r>
       <w:tab/>
       <w:tab/>
-      <w:t>2026-08-24</w:t>
+      <w:t>2026-08-25</w:t>
       <w:br/>
       <w:br/>
     </w:r>

--- a/klagomål/A 56940-2025 FSC-klagomål.docx
+++ b/klagomål/A 56940-2025 FSC-klagomål.docx
@@ -1079,7 +1079,7 @@
     <w:r>
       <w:tab/>
       <w:tab/>
-      <w:t>2026-08-25</w:t>
+      <w:t>2026-08-26</w:t>
       <w:br/>
       <w:br/>
     </w:r>

--- a/klagomål/A 56940-2025 FSC-klagomål.docx
+++ b/klagomål/A 56940-2025 FSC-klagomål.docx
@@ -1079,7 +1079,7 @@
     <w:r>
       <w:tab/>
       <w:tab/>
-      <w:t>2026-08-26</w:t>
+      <w:t>2026-08-27</w:t>
       <w:br/>
       <w:br/>
     </w:r>

--- a/klagomål/A 56940-2025 FSC-klagomål.docx
+++ b/klagomål/A 56940-2025 FSC-klagomål.docx
@@ -1079,7 +1079,7 @@
     <w:r>
       <w:tab/>
       <w:tab/>
-      <w:t>2026-08-27</w:t>
+      <w:t>2026-08-28</w:t>
       <w:br/>
       <w:br/>
     </w:r>

--- a/klagomål/A 56940-2025 FSC-klagomål.docx
+++ b/klagomål/A 56940-2025 FSC-klagomål.docx
@@ -1079,7 +1079,7 @@
     <w:r>
       <w:tab/>
       <w:tab/>
-      <w:t>2026-08-28</w:t>
+      <w:t>2026-08-29</w:t>
       <w:br/>
       <w:br/>
     </w:r>

--- a/klagomål/A 56940-2025 FSC-klagomål.docx
+++ b/klagomål/A 56940-2025 FSC-klagomål.docx
@@ -1079,7 +1079,7 @@
     <w:r>
       <w:tab/>
       <w:tab/>
-      <w:t>2026-08-29</w:t>
+      <w:t>2026-08-31</w:t>
       <w:br/>
       <w:br/>
     </w:r>

--- a/klagomål/A 56940-2025 FSC-klagomål.docx
+++ b/klagomål/A 56940-2025 FSC-klagomål.docx
@@ -1079,7 +1079,7 @@
     <w:r>
       <w:tab/>
       <w:tab/>
-      <w:t>2026-08-31</w:t>
+      <w:t>2026-09-01</w:t>
       <w:br/>
       <w:br/>
     </w:r>

--- a/klagomål/A 56940-2025 FSC-klagomål.docx
+++ b/klagomål/A 56940-2025 FSC-klagomål.docx
@@ -1079,7 +1079,7 @@
     <w:r>
       <w:tab/>
       <w:tab/>
-      <w:t>2026-09-01</w:t>
+      <w:t>2026-09-02</w:t>
       <w:br/>
       <w:br/>
     </w:r>

--- a/klagomål/A 56940-2025 FSC-klagomål.docx
+++ b/klagomål/A 56940-2025 FSC-klagomål.docx
@@ -1079,7 +1079,7 @@
     <w:r>
       <w:tab/>
       <w:tab/>
-      <w:t>2026-09-02</w:t>
+      <w:t>2026-09-03</w:t>
       <w:br/>
       <w:br/>
     </w:r>

--- a/klagomål/A 56940-2025 FSC-klagomål.docx
+++ b/klagomål/A 56940-2025 FSC-klagomål.docx
@@ -1079,7 +1079,7 @@
     <w:r>
       <w:tab/>
       <w:tab/>
-      <w:t>2026-09-03</w:t>
+      <w:t>2026-09-04</w:t>
       <w:br/>
       <w:br/>
     </w:r>

--- a/klagomål/A 56940-2025 FSC-klagomål.docx
+++ b/klagomål/A 56940-2025 FSC-klagomål.docx
@@ -1079,7 +1079,7 @@
     <w:r>
       <w:tab/>
       <w:tab/>
-      <w:t>2026-09-04</w:t>
+      <w:t>2026-09-05</w:t>
       <w:br/>
       <w:br/>
     </w:r>
